--- a/public/scott-kellum-resume.docx
+++ b/public/scott-kellum-resume.docx
@@ -5,19 +5,23 @@
     <w:p>
       <w:pPr>
         <w:pStyle w:val="Heading"/>
-        <w:bidi w:val="0"/>
-      </w:pPr>
-      <w:r>
-        <w:rPr>
-          <w:rtl w:val="0"/>
+      </w:pPr>
+      <w:r>
+        <w:rPr>
+          <w:rStyle w:val="None A"/>
+          <w:rtl w:val="0"/>
+          <w:lang w:val="it-IT"/>
         </w:rPr>
         <w:t>Scott Kellum</w:t>
       </w:r>
     </w:p>
     <w:p>
       <w:pPr>
-        <w:pStyle w:val="Body"/>
+        <w:pStyle w:val="Body A"/>
         <w:spacing w:after="40" w:line="240" w:lineRule="auto"/>
+        <w:rPr>
+          <w:lang w:val="en-US"/>
+        </w:rPr>
       </w:pPr>
       <w:r>
         <w:rPr>
@@ -30,10 +34,10 @@
     <w:p>
       <w:pPr>
         <w:pStyle w:val="meta"/>
-        <w:bidi w:val="0"/>
-      </w:pPr>
-      <w:r>
-        <w:rPr>
+      </w:pPr>
+      <w:r>
+        <w:rPr>
+          <w:rStyle w:val="None A"/>
           <w:rtl w:val="0"/>
         </w:rPr>
         <w:t xml:space="preserve">Los Angeles, California | +1 347-422-7572 | </w:t>
@@ -69,31 +73,32 @@
       </w:r>
       <w:r>
         <w:rPr>
+          <w:rStyle w:val="None A"/>
           <w:rtl w:val="0"/>
         </w:rPr>
         <w:t xml:space="preserve"> | </w:t>
       </w:r>
       <w:r>
         <w:rPr>
-          <w:rStyle w:val="Hyperlink.0"/>
+          <w:rStyle w:val="Hyperlink.1"/>
         </w:rPr>
         <w:fldChar w:fldCharType="begin" w:fldLock="0"/>
       </w:r>
       <w:r>
         <w:rPr>
-          <w:rStyle w:val="Hyperlink.0"/>
+          <w:rStyle w:val="Hyperlink.1"/>
         </w:rPr>
         <w:instrText xml:space="preserve"> HYPERLINK "https://www.linkedin.com/in/scott-kellum/"</w:instrText>
       </w:r>
       <w:r>
         <w:rPr>
-          <w:rStyle w:val="Hyperlink.0"/>
+          <w:rStyle w:val="Hyperlink.1"/>
         </w:rPr>
         <w:fldChar w:fldCharType="separate" w:fldLock="0"/>
       </w:r>
       <w:r>
         <w:rPr>
-          <w:rStyle w:val="Hyperlink.0"/>
+          <w:rStyle w:val="Hyperlink.1"/>
           <w:rtl w:val="0"/>
           <w:lang w:val="nl-NL"/>
         </w:rPr>
@@ -105,31 +110,32 @@
       </w:r>
       <w:r>
         <w:rPr>
+          <w:rStyle w:val="None A"/>
           <w:rtl w:val="0"/>
         </w:rPr>
         <w:t xml:space="preserve"> | </w:t>
       </w:r>
       <w:r>
         <w:rPr>
-          <w:rStyle w:val="Hyperlink.0"/>
+          <w:rStyle w:val="Hyperlink.1"/>
         </w:rPr>
         <w:fldChar w:fldCharType="begin" w:fldLock="0"/>
       </w:r>
       <w:r>
         <w:rPr>
-          <w:rStyle w:val="Hyperlink.0"/>
+          <w:rStyle w:val="Hyperlink.1"/>
         </w:rPr>
         <w:instrText xml:space="preserve"> HYPERLINK "https://github.com/scottkellum"</w:instrText>
       </w:r>
       <w:r>
         <w:rPr>
-          <w:rStyle w:val="Hyperlink.0"/>
+          <w:rStyle w:val="Hyperlink.1"/>
         </w:rPr>
         <w:fldChar w:fldCharType="separate" w:fldLock="0"/>
       </w:r>
       <w:r>
         <w:rPr>
-          <w:rStyle w:val="Hyperlink.0"/>
+          <w:rStyle w:val="Hyperlink.1"/>
           <w:rtl w:val="0"/>
           <w:lang w:val="nl-NL"/>
         </w:rPr>
@@ -141,31 +147,32 @@
       </w:r>
       <w:r>
         <w:rPr>
+          <w:rStyle w:val="None A"/>
           <w:rtl w:val="0"/>
         </w:rPr>
         <w:t xml:space="preserve"> | </w:t>
       </w:r>
       <w:r>
         <w:rPr>
-          <w:rStyle w:val="Hyperlink.0"/>
+          <w:rStyle w:val="Hyperlink.2"/>
         </w:rPr>
         <w:fldChar w:fldCharType="begin" w:fldLock="0"/>
       </w:r>
       <w:r>
         <w:rPr>
-          <w:rStyle w:val="Hyperlink.0"/>
+          <w:rStyle w:val="Hyperlink.2"/>
         </w:rPr>
         <w:instrText xml:space="preserve"> HYPERLINK "http://scottkellum.com/"</w:instrText>
       </w:r>
       <w:r>
         <w:rPr>
-          <w:rStyle w:val="Hyperlink.0"/>
+          <w:rStyle w:val="Hyperlink.2"/>
         </w:rPr>
         <w:fldChar w:fldCharType="separate" w:fldLock="0"/>
       </w:r>
       <w:r>
         <w:rPr>
-          <w:rStyle w:val="Hyperlink.0"/>
+          <w:rStyle w:val="Hyperlink.2"/>
           <w:rtl w:val="0"/>
           <w:lang w:val="de-DE"/>
         </w:rPr>
@@ -179,10 +186,13 @@
     <w:p>
       <w:pPr>
         <w:pStyle w:val="Heading"/>
-        <w:bidi w:val="0"/>
-      </w:pPr>
-      <w:r>
-        <w:rPr>
+        <w:rPr>
+          <w:lang w:val="en-US"/>
+        </w:rPr>
+      </w:pPr>
+      <w:r>
+        <w:rPr>
+          <w:rStyle w:val="None"/>
           <w:rtl w:val="0"/>
           <w:lang w:val="en-US"/>
         </w:rPr>
@@ -191,17 +201,18 @@
     </w:p>
     <w:p>
       <w:pPr>
-        <w:pStyle w:val="Body"/>
-        <w:bidi w:val="0"/>
+        <w:pStyle w:val="Body A"/>
         <w:rPr>
           <w:rStyle w:val="None"/>
           <w:rFonts w:ascii="Times Roman" w:cs="Times Roman" w:hAnsi="Times Roman" w:eastAsia="Times Roman"/>
           <w:sz w:val="24"/>
           <w:szCs w:val="24"/>
-        </w:rPr>
-      </w:pPr>
-      <w:r>
-        <w:rPr>
+          <w:lang w:val="en-US"/>
+        </w:rPr>
+      </w:pPr>
+      <w:r>
+        <w:rPr>
+          <w:rStyle w:val="None"/>
           <w:rtl w:val="0"/>
           <w:lang w:val="en-US"/>
         </w:rPr>
@@ -215,37 +226,17 @@
           <w:ilvl w:val="0"/>
           <w:numId w:val="2"/>
         </w:numPr>
-        <w:bidi w:val="0"/>
-      </w:pPr>
-      <w:r>
-        <w:rPr>
-          <w:rtl w:val="0"/>
-        </w:rPr>
-        <w:t>Transformative leader with a track record of building pivotal new businesses in complex, highly regulated environments. Led large-scale strategic pivots and the development of new product</w:t>
-      </w:r>
-      <w:r>
-        <w:rPr>
-          <w:rtl w:val="0"/>
-        </w:rPr>
-        <w:t xml:space="preserve"> </w:t>
-      </w:r>
-      <w:r>
-        <w:rPr>
-          <w:rtl w:val="0"/>
-        </w:rPr>
-        <w:t>and service-generators for federal agencies</w:t>
-      </w:r>
-      <w:r>
-        <w:rPr>
-          <w:rtl w:val="0"/>
-        </w:rPr>
-        <w:t xml:space="preserve"> and private industries</w:t>
-      </w:r>
-      <w:r>
-        <w:rPr>
-          <w:rtl w:val="0"/>
-        </w:rPr>
-        <w:t>.</w:t>
+        <w:rPr>
+          <w:lang w:val="en-US"/>
+        </w:rPr>
+      </w:pPr>
+      <w:r>
+        <w:rPr>
+          <w:rStyle w:val="None A"/>
+          <w:rtl w:val="0"/>
+          <w:lang w:val="en-US"/>
+        </w:rPr>
+        <w:t>Transformative leader with a track record of building pivotal new businesses in complex, highly regulated environments. Led large-scale strategic pivots and the development of new product and service-generators for federal agencies and private industries.</w:t>
       </w:r>
     </w:p>
     <w:p>
@@ -255,22 +246,21 @@
           <w:ilvl w:val="0"/>
           <w:numId w:val="2"/>
         </w:numPr>
-        <w:bidi w:val="0"/>
-      </w:pPr>
-      <w:r>
-        <w:rPr>
-          <w:rtl w:val="0"/>
-        </w:rPr>
-        <w:t xml:space="preserve">Excels at building multi-skillset teams capable of collaborating cross-functionally, with </w:t>
-      </w:r>
-      <w:r>
-        <w:rPr>
-          <w:rtl w:val="0"/>
-        </w:rPr>
-        <w:t xml:space="preserve">design, </w:t>
-      </w:r>
-      <w:r>
-        <w:rPr>
+        <w:rPr>
+          <w:lang w:val="en-US"/>
+        </w:rPr>
+      </w:pPr>
+      <w:r>
+        <w:rPr>
+          <w:rStyle w:val="None"/>
+          <w:rtl w:val="0"/>
+          <w:lang w:val="en-US"/>
+        </w:rPr>
+        <w:t xml:space="preserve">Excels at building multi-skillset teams capable of collaborating cross-functionally, with design, </w:t>
+      </w:r>
+      <w:r>
+        <w:rPr>
+          <w:rStyle w:val="None"/>
           <w:rtl w:val="0"/>
           <w:lang w:val="nl-NL"/>
         </w:rPr>
@@ -278,27 +268,11 @@
       </w:r>
       <w:r>
         <w:rPr>
-          <w:rtl w:val="0"/>
-        </w:rPr>
-        <w:t xml:space="preserve"> product, sales,</w:t>
-      </w:r>
-      <w:r>
-        <w:rPr>
-          <w:rtl w:val="0"/>
-        </w:rPr>
-        <w:t xml:space="preserve"> </w:t>
-      </w:r>
-      <w:r>
-        <w:rPr>
-          <w:rtl w:val="0"/>
-        </w:rPr>
-        <w:t>and marketing</w:t>
-      </w:r>
-      <w:r>
-        <w:rPr>
-          <w:rtl w:val="0"/>
-        </w:rPr>
-        <w:t>, and operations to drive innovation and align execution with ambitious goals.</w:t>
+          <w:rStyle w:val="None"/>
+          <w:rtl w:val="0"/>
+          <w:lang w:val="en-US"/>
+        </w:rPr>
+        <w:t xml:space="preserve"> product, sales, and marketing, and operations to drive innovation and align execution with ambitious goals.</w:t>
       </w:r>
     </w:p>
     <w:p>
@@ -308,31 +282,26 @@
           <w:ilvl w:val="0"/>
           <w:numId w:val="2"/>
         </w:numPr>
-        <w:bidi w:val="0"/>
-      </w:pPr>
-      <w:r>
-        <w:rPr>
-          <w:rtl w:val="0"/>
-        </w:rPr>
-        <w:t>History of building high-performing teams to accelerate organizational maturity through identifying new product and service opportunities concurrently with cost savings</w:t>
-      </w:r>
-      <w:r>
-        <w:rPr>
-          <w:rtl w:val="0"/>
-        </w:rPr>
-        <w:t>, revenue opportunities,</w:t>
-      </w:r>
-      <w:r>
-        <w:rPr>
-          <w:rtl w:val="0"/>
-        </w:rPr>
-        <w:t xml:space="preserve"> and avoidance avenues. Establishes systems and process improvements that empower teams to thrive through ambiguity.</w:t>
+        <w:rPr>
+          <w:lang w:val="en-US"/>
+        </w:rPr>
+      </w:pPr>
+      <w:r>
+        <w:rPr>
+          <w:rStyle w:val="None A"/>
+          <w:rtl w:val="0"/>
+          <w:lang w:val="en-US"/>
+        </w:rPr>
+        <w:t>History of building high-performing teams to accelerate organizational maturity through identifying new product and service opportunities concurrently with cost savings, revenue opportunities, and avoidance avenues. Establishes systems and process improvements that empower teams to thrive through ambiguity.</w:t>
       </w:r>
     </w:p>
     <w:p>
       <w:pPr>
         <w:pStyle w:val="Heading"/>
-        <w:bidi w:val="0"/>
+        <w:rPr>
+          <w:rStyle w:val="None"/>
+          <w:lang w:val="es-ES_tradnl"/>
+        </w:rPr>
         <w:sectPr>
           <w:headerReference w:type="default" r:id="rId4"/>
           <w:footerReference w:type="default" r:id="rId5"/>
@@ -343,20 +312,26 @@
       </w:pPr>
       <w:r>
         <w:rPr>
+          <w:rStyle w:val="None"/>
           <w:rtl w:val="0"/>
           <w:lang w:val="es-ES_tradnl"/>
         </w:rPr>
         <w:t>Core Competencies</w:t>
       </w:r>
-      <w:r/>
-    </w:p>
-    <w:p>
-      <w:pPr>
-        <w:pStyle w:val="Body"/>
-        <w:bidi w:val="0"/>
-      </w:pPr>
-      <w:r>
-        <w:rPr>
+      <w:r>
+        <w:rPr>
+          <w:rStyle w:val="None"/>
+          <w:lang w:val="es-ES_tradnl"/>
+        </w:rPr>
+      </w:r>
+    </w:p>
+    <w:p>
+      <w:pPr>
+        <w:pStyle w:val="Body A"/>
+      </w:pPr>
+      <w:r>
+        <w:rPr>
+          <w:rStyle w:val="None"/>
           <w:rtl w:val="0"/>
           <w:lang w:val="en-US"/>
         </w:rPr>
@@ -364,12 +339,15 @@
       </w:r>
       <w:r>
         <w:rPr>
-          <w:rtl w:val="0"/>
+          <w:rStyle w:val="None"/>
+          <w:rtl w:val="0"/>
+          <w:lang w:val="it-IT"/>
         </w:rPr>
         <w:t xml:space="preserve">• </w:t>
       </w:r>
       <w:r>
         <w:rPr>
+          <w:rStyle w:val="None"/>
           <w:rtl w:val="0"/>
           <w:lang w:val="fr-FR"/>
         </w:rPr>
@@ -377,12 +355,15 @@
       </w:r>
       <w:r>
         <w:rPr>
-          <w:rtl w:val="0"/>
+          <w:rStyle w:val="None"/>
+          <w:rtl w:val="0"/>
+          <w:lang w:val="it-IT"/>
         </w:rPr>
         <w:t xml:space="preserve">• </w:t>
       </w:r>
       <w:r>
         <w:rPr>
+          <w:rStyle w:val="None"/>
           <w:rtl w:val="0"/>
           <w:lang w:val="en-US"/>
         </w:rPr>
@@ -390,12 +371,15 @@
       </w:r>
       <w:r>
         <w:rPr>
-          <w:rtl w:val="0"/>
+          <w:rStyle w:val="None"/>
+          <w:rtl w:val="0"/>
+          <w:lang w:val="it-IT"/>
         </w:rPr>
         <w:t xml:space="preserve">• </w:t>
       </w:r>
       <w:r>
         <w:rPr>
+          <w:rStyle w:val="None"/>
           <w:rtl w:val="0"/>
           <w:lang w:val="en-US"/>
         </w:rPr>
@@ -403,12 +387,15 @@
       </w:r>
       <w:r>
         <w:rPr>
-          <w:rtl w:val="0"/>
+          <w:rStyle w:val="None"/>
+          <w:rtl w:val="0"/>
+          <w:lang w:val="it-IT"/>
         </w:rPr>
         <w:t xml:space="preserve">• </w:t>
       </w:r>
       <w:r>
         <w:rPr>
+          <w:rStyle w:val="None"/>
           <w:rtl w:val="0"/>
           <w:lang w:val="en-US"/>
         </w:rPr>
@@ -416,12 +403,15 @@
       </w:r>
       <w:r>
         <w:rPr>
-          <w:rtl w:val="0"/>
+          <w:rStyle w:val="None"/>
+          <w:rtl w:val="0"/>
+          <w:lang w:val="it-IT"/>
         </w:rPr>
         <w:t xml:space="preserve">• </w:t>
       </w:r>
       <w:r>
         <w:rPr>
+          <w:rStyle w:val="None"/>
           <w:rtl w:val="0"/>
           <w:lang w:val="en-US"/>
         </w:rPr>
@@ -429,12 +419,15 @@
       </w:r>
       <w:r>
         <w:rPr>
-          <w:rtl w:val="0"/>
+          <w:rStyle w:val="None"/>
+          <w:rtl w:val="0"/>
+          <w:lang w:val="it-IT"/>
         </w:rPr>
         <w:t xml:space="preserve">• </w:t>
       </w:r>
       <w:r>
         <w:rPr>
+          <w:rStyle w:val="None"/>
           <w:rtl w:val="0"/>
           <w:lang w:val="en-US"/>
         </w:rPr>
@@ -442,12 +435,15 @@
       </w:r>
       <w:r>
         <w:rPr>
-          <w:rtl w:val="0"/>
+          <w:rStyle w:val="None"/>
+          <w:rtl w:val="0"/>
+          <w:lang w:val="it-IT"/>
         </w:rPr>
         <w:t xml:space="preserve">• </w:t>
       </w:r>
       <w:r>
         <w:rPr>
+          <w:rStyle w:val="None"/>
           <w:rtl w:val="0"/>
           <w:lang w:val="de-DE"/>
         </w:rPr>
@@ -455,12 +451,15 @@
       </w:r>
       <w:r>
         <w:rPr>
-          <w:rtl w:val="0"/>
+          <w:rStyle w:val="None"/>
+          <w:rtl w:val="0"/>
+          <w:lang w:val="it-IT"/>
         </w:rPr>
         <w:t xml:space="preserve">• </w:t>
       </w:r>
       <w:r>
         <w:rPr>
+          <w:rStyle w:val="None"/>
           <w:rtl w:val="0"/>
           <w:lang w:val="en-US"/>
         </w:rPr>
@@ -468,12 +467,15 @@
       </w:r>
       <w:r>
         <w:rPr>
-          <w:rtl w:val="0"/>
+          <w:rStyle w:val="None"/>
+          <w:rtl w:val="0"/>
+          <w:lang w:val="it-IT"/>
         </w:rPr>
         <w:t xml:space="preserve">• </w:t>
       </w:r>
       <w:r>
         <w:rPr>
+          <w:rStyle w:val="None"/>
           <w:rtl w:val="0"/>
           <w:lang w:val="en-US"/>
         </w:rPr>
@@ -481,12 +483,15 @@
       </w:r>
       <w:r>
         <w:rPr>
-          <w:rtl w:val="0"/>
+          <w:rStyle w:val="None"/>
+          <w:rtl w:val="0"/>
+          <w:lang w:val="it-IT"/>
         </w:rPr>
         <w:t xml:space="preserve">• </w:t>
       </w:r>
       <w:r>
         <w:rPr>
+          <w:rStyle w:val="None"/>
           <w:rtl w:val="0"/>
           <w:lang w:val="en-US"/>
         </w:rPr>
@@ -494,12 +499,15 @@
       </w:r>
       <w:r>
         <w:rPr>
-          <w:rtl w:val="0"/>
+          <w:rStyle w:val="None"/>
+          <w:rtl w:val="0"/>
+          <w:lang w:val="it-IT"/>
         </w:rPr>
         <w:t>• </w:t>
       </w:r>
       <w:r>
         <w:rPr>
+          <w:rStyle w:val="None"/>
           <w:rtl w:val="0"/>
           <w:lang w:val="en-US"/>
         </w:rPr>
@@ -507,12 +515,15 @@
       </w:r>
       <w:r>
         <w:rPr>
-          <w:rtl w:val="0"/>
+          <w:rStyle w:val="None"/>
+          <w:rtl w:val="0"/>
+          <w:lang w:val="it-IT"/>
         </w:rPr>
         <w:t xml:space="preserve">• </w:t>
       </w:r>
       <w:r>
         <w:rPr>
+          <w:rStyle w:val="None"/>
           <w:rtl w:val="0"/>
           <w:lang w:val="en-US"/>
         </w:rPr>
@@ -520,12 +531,15 @@
       </w:r>
       <w:r>
         <w:rPr>
-          <w:rtl w:val="0"/>
+          <w:rStyle w:val="None"/>
+          <w:rtl w:val="0"/>
+          <w:lang w:val="it-IT"/>
         </w:rPr>
         <w:t xml:space="preserve">• </w:t>
       </w:r>
       <w:r>
         <w:rPr>
+          <w:rStyle w:val="None"/>
           <w:rtl w:val="0"/>
           <w:lang w:val="en-US"/>
         </w:rPr>
@@ -533,12 +547,15 @@
       </w:r>
       <w:r>
         <w:rPr>
-          <w:rtl w:val="0"/>
+          <w:rStyle w:val="None"/>
+          <w:rtl w:val="0"/>
+          <w:lang w:val="it-IT"/>
         </w:rPr>
         <w:t xml:space="preserve">• </w:t>
       </w:r>
       <w:r>
         <w:rPr>
+          <w:rStyle w:val="None"/>
           <w:rtl w:val="0"/>
           <w:lang w:val="en-US"/>
         </w:rPr>
@@ -546,12 +563,15 @@
       </w:r>
       <w:r>
         <w:rPr>
-          <w:rtl w:val="0"/>
+          <w:rStyle w:val="None"/>
+          <w:rtl w:val="0"/>
+          <w:lang w:val="it-IT"/>
         </w:rPr>
         <w:t xml:space="preserve">• </w:t>
       </w:r>
       <w:r>
         <w:rPr>
+          <w:rStyle w:val="None"/>
           <w:rtl w:val="0"/>
           <w:lang w:val="en-US"/>
         </w:rPr>
@@ -559,12 +579,15 @@
       </w:r>
       <w:r>
         <w:rPr>
-          <w:rtl w:val="0"/>
+          <w:rStyle w:val="None"/>
+          <w:rtl w:val="0"/>
+          <w:lang w:val="it-IT"/>
         </w:rPr>
         <w:t xml:space="preserve">• </w:t>
       </w:r>
       <w:r>
         <w:rPr>
+          <w:rStyle w:val="None"/>
           <w:rtl w:val="0"/>
           <w:lang w:val="en-US"/>
         </w:rPr>
@@ -572,12 +595,15 @@
       </w:r>
       <w:r>
         <w:rPr>
-          <w:rtl w:val="0"/>
+          <w:rStyle w:val="None"/>
+          <w:rtl w:val="0"/>
+          <w:lang w:val="it-IT"/>
         </w:rPr>
         <w:t xml:space="preserve">• </w:t>
       </w:r>
       <w:r>
         <w:rPr>
+          <w:rStyle w:val="None"/>
           <w:rtl w:val="0"/>
           <w:lang w:val="en-US"/>
         </w:rPr>
@@ -585,24 +611,31 @@
       </w:r>
       <w:r>
         <w:rPr>
-          <w:rtl w:val="0"/>
+          <w:rStyle w:val="None"/>
+          <w:rtl w:val="0"/>
+          <w:lang w:val="it-IT"/>
         </w:rPr>
         <w:t xml:space="preserve">• </w:t>
       </w:r>
       <w:r>
         <w:rPr>
-          <w:rtl w:val="0"/>
+          <w:rStyle w:val="None"/>
+          <w:rtl w:val="0"/>
+          <w:lang w:val="it-IT"/>
         </w:rPr>
         <w:t xml:space="preserve">Data Interpretation </w:t>
       </w:r>
       <w:r>
         <w:rPr>
-          <w:rtl w:val="0"/>
+          <w:rStyle w:val="None"/>
+          <w:rtl w:val="0"/>
+          <w:lang w:val="it-IT"/>
         </w:rPr>
         <w:t xml:space="preserve">• </w:t>
       </w:r>
       <w:r>
         <w:rPr>
+          <w:rStyle w:val="None"/>
           <w:rtl w:val="0"/>
           <w:lang w:val="en-US"/>
         </w:rPr>
@@ -610,12 +643,15 @@
       </w:r>
       <w:r>
         <w:rPr>
-          <w:rtl w:val="0"/>
+          <w:rStyle w:val="None"/>
+          <w:rtl w:val="0"/>
+          <w:lang w:val="it-IT"/>
         </w:rPr>
         <w:t xml:space="preserve">• </w:t>
       </w:r>
       <w:r>
         <w:rPr>
+          <w:rStyle w:val="None"/>
           <w:rtl w:val="0"/>
           <w:lang w:val="en-US"/>
         </w:rPr>
@@ -623,12 +659,15 @@
       </w:r>
       <w:r>
         <w:rPr>
-          <w:rtl w:val="0"/>
+          <w:rStyle w:val="None"/>
+          <w:rtl w:val="0"/>
+          <w:lang w:val="it-IT"/>
         </w:rPr>
         <w:t xml:space="preserve">• </w:t>
       </w:r>
       <w:r>
         <w:rPr>
+          <w:rStyle w:val="None"/>
           <w:rtl w:val="0"/>
           <w:lang w:val="en-US"/>
         </w:rPr>
@@ -638,10 +677,13 @@
     <w:p>
       <w:pPr>
         <w:pStyle w:val="Heading"/>
-        <w:bidi w:val="0"/>
-      </w:pPr>
-      <w:r>
-        <w:rPr>
+        <w:rPr>
+          <w:lang w:val="en-US"/>
+        </w:rPr>
+      </w:pPr>
+      <w:r>
+        <w:rPr>
+          <w:rStyle w:val="None"/>
           <w:rtl w:val="0"/>
           <w:lang w:val="en-US"/>
         </w:rPr>
@@ -651,10 +693,10 @@
     <w:p>
       <w:pPr>
         <w:pStyle w:val="Heading 3"/>
-        <w:bidi w:val="0"/>
-      </w:pPr>
-      <w:r>
-        <w:rPr>
+      </w:pPr>
+      <w:r>
+        <w:rPr>
+          <w:rStyle w:val="None A"/>
           <w:rtl w:val="0"/>
         </w:rPr>
         <w:t>Co-founder and CEO | Typetura | October 2019 - Present</w:t>
@@ -662,17 +704,18 @@
     </w:p>
     <w:p>
       <w:pPr>
-        <w:pStyle w:val="Body"/>
-        <w:bidi w:val="0"/>
+        <w:pStyle w:val="Body A"/>
         <w:rPr>
           <w:rStyle w:val="None"/>
           <w:rFonts w:ascii="Times Roman" w:cs="Times Roman" w:hAnsi="Times Roman" w:eastAsia="Times Roman"/>
           <w:sz w:val="24"/>
           <w:szCs w:val="24"/>
-        </w:rPr>
-      </w:pPr>
-      <w:r>
-        <w:rPr>
+          <w:lang w:val="en-US"/>
+        </w:rPr>
+      </w:pPr>
+      <w:r>
+        <w:rPr>
+          <w:rStyle w:val="None"/>
           <w:rtl w:val="0"/>
           <w:lang w:val="en-US"/>
         </w:rPr>
@@ -686,11 +729,15 @@
           <w:ilvl w:val="0"/>
           <w:numId w:val="2"/>
         </w:numPr>
-        <w:bidi w:val="0"/>
-      </w:pPr>
-      <w:r>
-        <w:rPr>
-          <w:rtl w:val="0"/>
+        <w:rPr>
+          <w:lang w:val="en-US"/>
+        </w:rPr>
+      </w:pPr>
+      <w:r>
+        <w:rPr>
+          <w:rStyle w:val="None A"/>
+          <w:rtl w:val="0"/>
+          <w:lang w:val="en-US"/>
         </w:rPr>
         <w:t xml:space="preserve">Bootstrapped a design and innovation studio from </w:t>
       </w:r>
@@ -706,7 +753,9 @@
       </w:r>
       <w:r>
         <w:rPr>
-          <w:rtl w:val="0"/>
+          <w:rStyle w:val="None A"/>
+          <w:rtl w:val="0"/>
+          <w:lang w:val="en-US"/>
         </w:rPr>
         <w:t xml:space="preserve"> during COVID-19 pandemic.</w:t>
       </w:r>
@@ -718,11 +767,15 @@
           <w:ilvl w:val="0"/>
           <w:numId w:val="2"/>
         </w:numPr>
-        <w:bidi w:val="0"/>
-      </w:pPr>
-      <w:r>
-        <w:rPr>
-          <w:rtl w:val="0"/>
+        <w:rPr>
+          <w:lang w:val="en-US"/>
+        </w:rPr>
+      </w:pPr>
+      <w:r>
+        <w:rPr>
+          <w:rStyle w:val="None A"/>
+          <w:rtl w:val="0"/>
+          <w:lang w:val="en-US"/>
         </w:rPr>
         <w:t xml:space="preserve">Secured </w:t>
       </w:r>
@@ -738,7 +791,9 @@
       </w:r>
       <w:r>
         <w:rPr>
-          <w:rtl w:val="0"/>
+          <w:rStyle w:val="None A"/>
+          <w:rtl w:val="0"/>
+          <w:lang w:val="en-US"/>
         </w:rPr>
         <w:t xml:space="preserve"> on dynamic typesetting in partnership with Loeb &amp; Loeb, a multi-national IP firm.</w:t>
       </w:r>
@@ -750,11 +805,15 @@
           <w:ilvl w:val="0"/>
           <w:numId w:val="2"/>
         </w:numPr>
-        <w:bidi w:val="0"/>
-      </w:pPr>
-      <w:r>
-        <w:rPr>
-          <w:rtl w:val="0"/>
+        <w:rPr>
+          <w:lang w:val="en-US"/>
+        </w:rPr>
+      </w:pPr>
+      <w:r>
+        <w:rPr>
+          <w:rStyle w:val="None A"/>
+          <w:rtl w:val="0"/>
+          <w:lang w:val="en-US"/>
         </w:rPr>
         <w:t>Developed entrepreneurial strategies for product-market fit and customer value creation.</w:t>
       </w:r>
@@ -766,11 +825,15 @@
           <w:ilvl w:val="0"/>
           <w:numId w:val="2"/>
         </w:numPr>
-        <w:bidi w:val="0"/>
-      </w:pPr>
-      <w:r>
-        <w:rPr>
-          <w:rtl w:val="0"/>
+        <w:rPr>
+          <w:lang w:val="en-US"/>
+        </w:rPr>
+      </w:pPr>
+      <w:r>
+        <w:rPr>
+          <w:rStyle w:val="None A"/>
+          <w:rtl w:val="0"/>
+          <w:lang w:val="en-US"/>
         </w:rPr>
         <w:t xml:space="preserve">Manage up to </w:t>
       </w:r>
@@ -786,7 +849,9 @@
       </w:r>
       <w:r>
         <w:rPr>
-          <w:rtl w:val="0"/>
+          <w:rStyle w:val="None A"/>
+          <w:rtl w:val="0"/>
+          <w:lang w:val="en-US"/>
         </w:rPr>
         <w:t>, delivering on time and within budget.</w:t>
       </w:r>
@@ -798,11 +863,15 @@
           <w:ilvl w:val="0"/>
           <w:numId w:val="2"/>
         </w:numPr>
-        <w:bidi w:val="0"/>
-      </w:pPr>
-      <w:r>
-        <w:rPr>
-          <w:rtl w:val="0"/>
+        <w:rPr>
+          <w:lang w:val="en-US"/>
+        </w:rPr>
+      </w:pPr>
+      <w:r>
+        <w:rPr>
+          <w:rStyle w:val="None A"/>
+          <w:rtl w:val="0"/>
+          <w:lang w:val="en-US"/>
         </w:rPr>
         <w:t>Coordinate client stakeholders, business partners, and contractors to achieve company and project goals.</w:t>
       </w:r>
@@ -810,10 +879,10 @@
     <w:p>
       <w:pPr>
         <w:pStyle w:val="Heading 3"/>
-        <w:bidi w:val="0"/>
-      </w:pPr>
-      <w:r>
-        <w:rPr>
+      </w:pPr>
+      <w:r>
+        <w:rPr>
+          <w:rStyle w:val="None A"/>
           <w:rtl w:val="0"/>
         </w:rPr>
         <w:t>Instructor | Cooper Union | March 2022 - Present</w:t>
@@ -821,8 +890,7 @@
     </w:p>
     <w:p>
       <w:pPr>
-        <w:pStyle w:val="Body"/>
-        <w:bidi w:val="0"/>
+        <w:pStyle w:val="Body A"/>
         <w:rPr>
           <w:rStyle w:val="None"/>
           <w:rFonts w:ascii="Times Roman" w:cs="Times Roman" w:hAnsi="Times Roman" w:eastAsia="Times Roman"/>
@@ -832,6 +900,7 @@
       </w:pPr>
       <w:r>
         <w:rPr>
+          <w:rStyle w:val="None"/>
           <w:rtl w:val="0"/>
           <w:lang w:val="en-US"/>
         </w:rPr>
@@ -839,7 +908,9 @@
       </w:r>
       <w:r>
         <w:rPr>
-          <w:rtl w:val="0"/>
+          <w:rStyle w:val="None"/>
+          <w:rtl w:val="0"/>
+          <w:lang w:val="it-IT"/>
         </w:rPr>
         <w:t>  </w:t>
       </w:r>
@@ -851,11 +922,15 @@
           <w:ilvl w:val="0"/>
           <w:numId w:val="2"/>
         </w:numPr>
-        <w:bidi w:val="0"/>
-      </w:pPr>
-      <w:r>
-        <w:rPr>
-          <w:rtl w:val="0"/>
+        <w:rPr>
+          <w:lang w:val="en-US"/>
+        </w:rPr>
+      </w:pPr>
+      <w:r>
+        <w:rPr>
+          <w:rStyle w:val="None A"/>
+          <w:rtl w:val="0"/>
+          <w:lang w:val="en-US"/>
         </w:rPr>
         <w:t>Maintain a strong curriculum at an internationally renowned design school.</w:t>
       </w:r>
@@ -867,25 +942,17 @@
           <w:ilvl w:val="0"/>
           <w:numId w:val="2"/>
         </w:numPr>
-        <w:bidi w:val="0"/>
-      </w:pPr>
-      <w:r>
-        <w:rPr>
-          <w:rtl w:val="0"/>
-        </w:rPr>
-        <w:t>Educate</w:t>
-      </w:r>
-      <w:r>
-        <w:rPr>
-          <w:rtl w:val="0"/>
-        </w:rPr>
-        <w:t xml:space="preserve"> and engage </w:t>
-      </w:r>
-      <w:r>
-        <w:rPr>
-          <w:rtl w:val="0"/>
-        </w:rPr>
-        <w:t>global audience of students.</w:t>
+        <w:rPr>
+          <w:lang w:val="en-US"/>
+        </w:rPr>
+      </w:pPr>
+      <w:r>
+        <w:rPr>
+          <w:rStyle w:val="None A"/>
+          <w:rtl w:val="0"/>
+          <w:lang w:val="en-US"/>
+        </w:rPr>
+        <w:t>Educate and engage global audience of students.</w:t>
       </w:r>
     </w:p>
     <w:p>
@@ -895,11 +962,15 @@
           <w:ilvl w:val="0"/>
           <w:numId w:val="2"/>
         </w:numPr>
-        <w:bidi w:val="0"/>
-      </w:pPr>
-      <w:r>
-        <w:rPr>
-          <w:rtl w:val="0"/>
+        <w:rPr>
+          <w:lang w:val="en-US"/>
+        </w:rPr>
+      </w:pPr>
+      <w:r>
+        <w:rPr>
+          <w:rStyle w:val="None A"/>
+          <w:rtl w:val="0"/>
+          <w:lang w:val="en-US"/>
         </w:rPr>
         <w:t>Create and build community within the classes, enhancing value for students.</w:t>
       </w:r>
@@ -907,10 +978,13 @@
     <w:p>
       <w:pPr>
         <w:pStyle w:val="Heading"/>
-        <w:bidi w:val="0"/>
-      </w:pPr>
-      <w:r>
-        <w:rPr>
+        <w:rPr>
+          <w:lang w:val="en-US"/>
+        </w:rPr>
+      </w:pPr>
+      <w:r>
+        <w:rPr>
+          <w:rStyle w:val="None"/>
           <w:rtl w:val="0"/>
           <w:lang w:val="en-US"/>
         </w:rPr>
@@ -920,37 +994,26 @@
     <w:p>
       <w:pPr>
         <w:pStyle w:val="Heading 3"/>
-        <w:bidi w:val="0"/>
-      </w:pPr>
-      <w:r>
-        <w:rPr>
-          <w:rtl w:val="0"/>
-        </w:rPr>
-        <w:t>Darden Studio | Graphic Design and Production</w:t>
-      </w:r>
-      <w:r>
-        <w:rPr>
-          <w:rtl w:val="0"/>
-        </w:rPr>
-        <w:t xml:space="preserve"> | </w:t>
-      </w:r>
-      <w:r>
-        <w:rPr>
-          <w:rtl w:val="0"/>
-        </w:rPr>
-        <w:t>2023 - Present</w:t>
-      </w:r>
-    </w:p>
-    <w:p>
-      <w:pPr>
-        <w:pStyle w:val="Body"/>
-        <w:bidi w:val="0"/>
-        <w:rPr>
-          <w:rStyle w:val="None"/>
-        </w:rPr>
-      </w:pPr>
-      <w:r>
-        <w:rPr>
+      </w:pPr>
+      <w:r>
+        <w:rPr>
+          <w:rStyle w:val="None A"/>
+          <w:rtl w:val="0"/>
+        </w:rPr>
+        <w:t>Darden Studio | Graphic Design and Production | 2023 - Present</w:t>
+      </w:r>
+    </w:p>
+    <w:p>
+      <w:pPr>
+        <w:pStyle w:val="Body A"/>
+        <w:rPr>
+          <w:rStyle w:val="None A"/>
+          <w:lang w:val="en-US"/>
+        </w:rPr>
+      </w:pPr>
+      <w:r>
+        <w:rPr>
+          <w:rStyle w:val="None"/>
           <w:rtl w:val="0"/>
           <w:lang w:val="en-US"/>
         </w:rPr>
@@ -964,11 +1027,15 @@
           <w:ilvl w:val="0"/>
           <w:numId w:val="2"/>
         </w:numPr>
-        <w:bidi w:val="0"/>
-      </w:pPr>
-      <w:r>
-        <w:rPr>
-          <w:rtl w:val="0"/>
+        <w:rPr>
+          <w:lang w:val="en-US"/>
+        </w:rPr>
+      </w:pPr>
+      <w:r>
+        <w:rPr>
+          <w:rStyle w:val="None A"/>
+          <w:rtl w:val="0"/>
+          <w:lang w:val="en-US"/>
         </w:rPr>
         <w:t xml:space="preserve">Creates a marketing direction for the brand, </w:t>
       </w:r>
@@ -984,7 +1051,9 @@
       </w:r>
       <w:r>
         <w:rPr>
-          <w:rtl w:val="0"/>
+          <w:rStyle w:val="None A"/>
+          <w:rtl w:val="0"/>
+          <w:lang w:val="en-US"/>
         </w:rPr>
         <w:t>.</w:t>
       </w:r>
@@ -996,7 +1065,9 @@
           <w:ilvl w:val="0"/>
           <w:numId w:val="2"/>
         </w:numPr>
-        <w:bidi w:val="0"/>
+        <w:rPr>
+          <w:lang w:val="en-US"/>
+        </w:rPr>
       </w:pPr>
       <w:r>
         <w:rPr>
@@ -1010,7 +1081,9 @@
       </w:r>
       <w:r>
         <w:rPr>
-          <w:rtl w:val="0"/>
+          <w:rStyle w:val="None A"/>
+          <w:rtl w:val="0"/>
+          <w:lang w:val="en-US"/>
         </w:rPr>
         <w:t xml:space="preserve"> to ensure products are delivered to our standards and within budget.</w:t>
       </w:r>
@@ -1022,17 +1095,23 @@
           <w:ilvl w:val="0"/>
           <w:numId w:val="2"/>
         </w:numPr>
-        <w:bidi w:val="0"/>
-      </w:pPr>
-      <w:r>
-        <w:rPr>
-          <w:rtl w:val="0"/>
+        <w:rPr>
+          <w:lang w:val="en-US"/>
+        </w:rPr>
+      </w:pPr>
+      <w:r>
+        <w:rPr>
+          <w:rStyle w:val="None A"/>
+          <w:rtl w:val="0"/>
+          <w:lang w:val="en-US"/>
         </w:rPr>
         <w:t>Works with CEO and partners to identify revenue sources as studio diversifies its interests.</w:t>
       </w:r>
       <w:r>
         <w:rPr>
-          <w:rtl w:val="0"/>
+          <w:rStyle w:val="None A"/>
+          <w:rtl w:val="0"/>
+          <w:lang w:val="en-US"/>
         </w:rPr>
         <w:t> </w:t>
       </w:r>
@@ -1044,17 +1123,23 @@
           <w:ilvl w:val="0"/>
           <w:numId w:val="2"/>
         </w:numPr>
-        <w:bidi w:val="0"/>
-      </w:pPr>
-      <w:r>
-        <w:rPr>
-          <w:rtl w:val="0"/>
+        <w:rPr>
+          <w:lang w:val="en-US"/>
+        </w:rPr>
+      </w:pPr>
+      <w:r>
+        <w:rPr>
+          <w:rStyle w:val="None A"/>
+          <w:rtl w:val="0"/>
+          <w:lang w:val="en-US"/>
         </w:rPr>
         <w:t>Sets quarterly goals with senior leaders and ensures their implementation in collaboration with contractors.</w:t>
       </w:r>
       <w:r>
         <w:rPr>
-          <w:rtl w:val="0"/>
+          <w:rStyle w:val="None A"/>
+          <w:rtl w:val="0"/>
+          <w:lang w:val="en-US"/>
         </w:rPr>
         <w:t> </w:t>
       </w:r>
@@ -1062,10 +1147,10 @@
     <w:p>
       <w:pPr>
         <w:pStyle w:val="Heading 3"/>
-        <w:bidi w:val="0"/>
-      </w:pPr>
-      <w:r>
-        <w:rPr>
+      </w:pPr>
+      <w:r>
+        <w:rPr>
+          <w:rStyle w:val="None A"/>
           <w:rtl w:val="0"/>
         </w:rPr>
         <w:t>WeDistribute | Branding and Web Design | 2024</w:t>
@@ -1073,11 +1158,11 @@
     </w:p>
     <w:p>
       <w:pPr>
-        <w:pStyle w:val="Body"/>
-        <w:bidi w:val="0"/>
-      </w:pPr>
-      <w:r>
-        <w:rPr>
+        <w:pStyle w:val="Body A"/>
+      </w:pPr>
+      <w:r>
+        <w:rPr>
+          <w:rStyle w:val="None"/>
           <w:rtl w:val="0"/>
           <w:lang w:val="en-US"/>
         </w:rPr>
@@ -1085,12 +1170,16 @@
       </w:r>
       <w:r>
         <w:rPr>
-          <w:rtl w:val="1"/>
+          <w:rStyle w:val="None"/>
+          <w:rFonts w:ascii="Arial Unicode MS" w:hAnsi="Arial Unicode MS" w:hint="default"/>
+          <w:rtl w:val="0"/>
+          <w:lang w:val="it-IT"/>
         </w:rPr>
         <w:t>’</w:t>
       </w:r>
       <w:r>
         <w:rPr>
+          <w:rStyle w:val="None"/>
           <w:rtl w:val="0"/>
           <w:lang w:val="en-US"/>
         </w:rPr>
@@ -1104,37 +1193,17 @@
           <w:ilvl w:val="0"/>
           <w:numId w:val="2"/>
         </w:numPr>
-        <w:bidi w:val="0"/>
-      </w:pPr>
-      <w:r>
-        <w:rPr>
-          <w:rtl w:val="0"/>
-        </w:rPr>
-        <w:t xml:space="preserve">Repositioned brand as </w:t>
-      </w:r>
-      <w:r>
-        <w:rPr>
-          <w:rtl w:val="0"/>
-        </w:rPr>
-        <w:t>the</w:t>
-      </w:r>
-      <w:r>
-        <w:rPr>
-          <w:rtl w:val="0"/>
-        </w:rPr>
-        <w:t xml:space="preserve"> leader in </w:t>
-      </w:r>
-      <w:r>
-        <w:rPr>
-          <w:rtl w:val="0"/>
-        </w:rPr>
-        <w:t>their space</w:t>
-      </w:r>
-      <w:r>
-        <w:rPr>
-          <w:rtl w:val="0"/>
-        </w:rPr>
-        <w:t>.</w:t>
+        <w:rPr>
+          <w:lang w:val="en-US"/>
+        </w:rPr>
+      </w:pPr>
+      <w:r>
+        <w:rPr>
+          <w:rStyle w:val="None A"/>
+          <w:rtl w:val="0"/>
+          <w:lang w:val="en-US"/>
+        </w:rPr>
+        <w:t>Repositioned brand as the leader in their space.</w:t>
       </w:r>
     </w:p>
     <w:p>
@@ -1144,7 +1213,9 @@
           <w:ilvl w:val="0"/>
           <w:numId w:val="2"/>
         </w:numPr>
-        <w:bidi w:val="0"/>
+        <w:rPr>
+          <w:lang w:val="en-US"/>
+        </w:rPr>
       </w:pPr>
       <w:r>
         <w:rPr>
@@ -1158,7 +1229,9 @@
       </w:r>
       <w:r>
         <w:rPr>
-          <w:rtl w:val="0"/>
+          <w:rStyle w:val="None A"/>
+          <w:rtl w:val="0"/>
+          <w:lang w:val="en-US"/>
         </w:rPr>
         <w:t xml:space="preserve"> through cultivating comprehensive design research and brand positioning exercises.</w:t>
       </w:r>
@@ -1170,11 +1243,15 @@
           <w:ilvl w:val="0"/>
           <w:numId w:val="2"/>
         </w:numPr>
-        <w:bidi w:val="0"/>
-      </w:pPr>
-      <w:r>
-        <w:rPr>
-          <w:rtl w:val="0"/>
+        <w:rPr>
+          <w:lang w:val="en-US"/>
+        </w:rPr>
+      </w:pPr>
+      <w:r>
+        <w:rPr>
+          <w:rStyle w:val="None A"/>
+          <w:rtl w:val="0"/>
+          <w:lang w:val="en-US"/>
         </w:rPr>
         <w:t>Developed and executed successful brand launch strategy including WordPress theme customization.</w:t>
       </w:r>
@@ -1182,34 +1259,22 @@
     <w:p>
       <w:pPr>
         <w:pStyle w:val="Heading 3"/>
-        <w:bidi w:val="0"/>
-      </w:pPr>
-      <w:r>
-        <w:rPr>
-          <w:rtl w:val="0"/>
-        </w:rPr>
-        <w:t>EL Education | Front-End Website Development</w:t>
-      </w:r>
-      <w:r>
-        <w:rPr>
-          <w:rtl w:val="0"/>
-        </w:rPr>
-        <w:t xml:space="preserve"> | </w:t>
-      </w:r>
-      <w:r>
-        <w:rPr>
-          <w:rtl w:val="0"/>
-        </w:rPr>
-        <w:t>2022</w:t>
-      </w:r>
-    </w:p>
-    <w:p>
-      <w:pPr>
-        <w:pStyle w:val="Body"/>
-        <w:bidi w:val="0"/>
-      </w:pPr>
-      <w:r>
-        <w:rPr>
+      </w:pPr>
+      <w:r>
+        <w:rPr>
+          <w:rStyle w:val="None A"/>
+          <w:rtl w:val="0"/>
+        </w:rPr>
+        <w:t>EL Education | Front-End Website Development | 2022</w:t>
+      </w:r>
+    </w:p>
+    <w:p>
+      <w:pPr>
+        <w:pStyle w:val="Body A"/>
+      </w:pPr>
+      <w:r>
+        <w:rPr>
+          <w:rStyle w:val="None"/>
           <w:rtl w:val="0"/>
           <w:lang w:val="en-US"/>
         </w:rPr>
@@ -1217,12 +1282,16 @@
       </w:r>
       <w:r>
         <w:rPr>
-          <w:rtl w:val="1"/>
+          <w:rStyle w:val="None"/>
+          <w:rFonts w:ascii="Arial Unicode MS" w:hAnsi="Arial Unicode MS" w:hint="default"/>
+          <w:rtl w:val="0"/>
+          <w:lang w:val="it-IT"/>
         </w:rPr>
         <w:t>’</w:t>
       </w:r>
       <w:r>
         <w:rPr>
+          <w:rStyle w:val="None"/>
           <w:rtl w:val="0"/>
           <w:lang w:val="en-US"/>
         </w:rPr>
@@ -1230,12 +1299,16 @@
       </w:r>
       <w:r>
         <w:rPr>
-          <w:rtl w:val="1"/>
+          <w:rStyle w:val="None"/>
+          <w:rFonts w:ascii="Arial Unicode MS" w:hAnsi="Arial Unicode MS" w:hint="default"/>
+          <w:rtl w:val="0"/>
+          <w:lang w:val="it-IT"/>
         </w:rPr>
         <w:t>’</w:t>
       </w:r>
       <w:r>
         <w:rPr>
+          <w:rStyle w:val="None"/>
           <w:rtl w:val="0"/>
           <w:lang w:val="en-US"/>
         </w:rPr>
@@ -1243,12 +1316,16 @@
       </w:r>
       <w:r>
         <w:rPr>
-          <w:rtl w:val="1"/>
+          <w:rStyle w:val="None"/>
+          <w:rFonts w:ascii="Arial Unicode MS" w:hAnsi="Arial Unicode MS" w:hint="default"/>
+          <w:rtl w:val="0"/>
+          <w:lang w:val="it-IT"/>
         </w:rPr>
         <w:t>’</w:t>
       </w:r>
       <w:r>
         <w:rPr>
+          <w:rStyle w:val="None"/>
           <w:rtl w:val="0"/>
           <w:lang w:val="en-US"/>
         </w:rPr>
@@ -1256,7 +1333,9 @@
       </w:r>
       <w:r>
         <w:rPr>
-          <w:rtl w:val="0"/>
+          <w:rStyle w:val="None"/>
+          <w:rtl w:val="0"/>
+          <w:lang w:val="it-IT"/>
         </w:rPr>
         <w:t> </w:t>
       </w:r>
@@ -1268,11 +1347,15 @@
           <w:ilvl w:val="0"/>
           <w:numId w:val="2"/>
         </w:numPr>
-        <w:bidi w:val="0"/>
-      </w:pPr>
-      <w:r>
-        <w:rPr>
-          <w:rtl w:val="0"/>
+        <w:rPr>
+          <w:lang w:val="en-US"/>
+        </w:rPr>
+      </w:pPr>
+      <w:r>
+        <w:rPr>
+          <w:rStyle w:val="None A"/>
+          <w:rtl w:val="0"/>
+          <w:lang w:val="en-US"/>
         </w:rPr>
         <w:t>Rebuilt front-end website for global online learning materials provider.</w:t>
       </w:r>
@@ -1284,11 +1367,15 @@
           <w:ilvl w:val="0"/>
           <w:numId w:val="2"/>
         </w:numPr>
-        <w:bidi w:val="0"/>
-      </w:pPr>
-      <w:r>
-        <w:rPr>
-          <w:rtl w:val="0"/>
+        <w:rPr>
+          <w:lang w:val="en-US"/>
+        </w:rPr>
+      </w:pPr>
+      <w:r>
+        <w:rPr>
+          <w:rStyle w:val="None A"/>
+          <w:rtl w:val="0"/>
+          <w:lang w:val="en-US"/>
         </w:rPr>
         <w:t xml:space="preserve">Scaled platform to house </w:t>
       </w:r>
@@ -1304,7 +1391,9 @@
       </w:r>
       <w:r>
         <w:rPr>
-          <w:rtl w:val="0"/>
+          <w:rStyle w:val="None A"/>
+          <w:rtl w:val="0"/>
+          <w:lang w:val="en-US"/>
         </w:rPr>
         <w:t>.</w:t>
       </w:r>
@@ -1316,11 +1405,15 @@
           <w:ilvl w:val="0"/>
           <w:numId w:val="2"/>
         </w:numPr>
-        <w:bidi w:val="0"/>
-      </w:pPr>
-      <w:r>
-        <w:rPr>
-          <w:rtl w:val="0"/>
+        <w:rPr>
+          <w:lang w:val="en-US"/>
+        </w:rPr>
+      </w:pPr>
+      <w:r>
+        <w:rPr>
+          <w:rStyle w:val="None A"/>
+          <w:rtl w:val="0"/>
+          <w:lang w:val="en-US"/>
         </w:rPr>
         <w:t xml:space="preserve">Designed strategy to ensure a </w:t>
       </w:r>
@@ -1336,7 +1429,9 @@
       </w:r>
       <w:r>
         <w:rPr>
-          <w:rtl w:val="0"/>
+          <w:rStyle w:val="None A"/>
+          <w:rtl w:val="0"/>
+          <w:lang w:val="en-US"/>
         </w:rPr>
         <w:t xml:space="preserve"> using industry-standard Google Lighthouse testing software.</w:t>
       </w:r>
@@ -1348,11 +1443,15 @@
           <w:ilvl w:val="0"/>
           <w:numId w:val="2"/>
         </w:numPr>
-        <w:bidi w:val="0"/>
-      </w:pPr>
-      <w:r>
-        <w:rPr>
-          <w:rtl w:val="0"/>
+        <w:rPr>
+          <w:lang w:val="en-US"/>
+        </w:rPr>
+      </w:pPr>
+      <w:r>
+        <w:rPr>
+          <w:rStyle w:val="None A"/>
+          <w:rtl w:val="0"/>
+          <w:lang w:val="en-US"/>
         </w:rPr>
         <w:t>Managed cross-organizational implementation of complex content infrastructure.</w:t>
       </w:r>
@@ -1364,11 +1463,15 @@
           <w:ilvl w:val="0"/>
           <w:numId w:val="2"/>
         </w:numPr>
-        <w:bidi w:val="0"/>
-      </w:pPr>
-      <w:r>
-        <w:rPr>
-          <w:rtl w:val="0"/>
+        <w:rPr>
+          <w:lang w:val="en-US"/>
+        </w:rPr>
+      </w:pPr>
+      <w:r>
+        <w:rPr>
+          <w:rStyle w:val="None A"/>
+          <w:rtl w:val="0"/>
+          <w:lang w:val="en-US"/>
         </w:rPr>
         <w:t>Ensured website accessibility and user engagement.</w:t>
       </w:r>
@@ -1376,10 +1479,10 @@
     <w:p>
       <w:pPr>
         <w:pStyle w:val="Heading 3"/>
-        <w:bidi w:val="0"/>
-      </w:pPr>
-      <w:r>
-        <w:rPr>
+      </w:pPr>
+      <w:r>
+        <w:rPr>
+          <w:rStyle w:val="None A"/>
           <w:rtl w:val="0"/>
         </w:rPr>
         <w:t>Concert Ad Platform | Prototype, design, and development | 2012 - 2017</w:t>
@@ -1387,11 +1490,14 @@
     </w:p>
     <w:p>
       <w:pPr>
-        <w:pStyle w:val="Body"/>
-        <w:bidi w:val="0"/>
-      </w:pPr>
-      <w:r>
-        <w:rPr>
+        <w:pStyle w:val="Body A"/>
+        <w:rPr>
+          <w:lang w:val="en-US"/>
+        </w:rPr>
+      </w:pPr>
+      <w:r>
+        <w:rPr>
+          <w:rStyle w:val="None"/>
           <w:rtl w:val="0"/>
           <w:lang w:val="en-US"/>
         </w:rPr>
@@ -1399,6 +1505,7 @@
       </w:r>
       <w:r>
         <w:rPr>
+          <w:rStyle w:val="None"/>
           <w:rtl w:val="0"/>
           <w:lang w:val="en-US"/>
         </w:rPr>
@@ -1406,6 +1513,7 @@
       </w:r>
       <w:r>
         <w:rPr>
+          <w:rStyle w:val="None"/>
           <w:rtl w:val="0"/>
           <w:lang w:val="en-US"/>
         </w:rPr>
@@ -1419,11 +1527,15 @@
           <w:ilvl w:val="0"/>
           <w:numId w:val="2"/>
         </w:numPr>
-        <w:bidi w:val="0"/>
-      </w:pPr>
-      <w:r>
-        <w:rPr>
-          <w:rtl w:val="0"/>
+        <w:rPr>
+          <w:lang w:val="en-US"/>
+        </w:rPr>
+      </w:pPr>
+      <w:r>
+        <w:rPr>
+          <w:rStyle w:val="None A"/>
+          <w:rtl w:val="0"/>
+          <w:lang w:val="en-US"/>
         </w:rPr>
         <w:t xml:space="preserve">Drives </w:t>
       </w:r>
@@ -1439,7 +1551,9 @@
       </w:r>
       <w:r>
         <w:rPr>
-          <w:rtl w:val="0"/>
+          <w:rStyle w:val="None A"/>
+          <w:rtl w:val="0"/>
+          <w:lang w:val="en-US"/>
         </w:rPr>
         <w:t>.</w:t>
       </w:r>
@@ -1451,11 +1565,15 @@
           <w:ilvl w:val="0"/>
           <w:numId w:val="2"/>
         </w:numPr>
-        <w:bidi w:val="0"/>
-      </w:pPr>
-      <w:r>
-        <w:rPr>
-          <w:rtl w:val="0"/>
+        <w:rPr>
+          <w:lang w:val="en-US"/>
+        </w:rPr>
+      </w:pPr>
+      <w:r>
+        <w:rPr>
+          <w:rStyle w:val="None A"/>
+          <w:rtl w:val="0"/>
+          <w:lang w:val="en-US"/>
         </w:rPr>
         <w:t xml:space="preserve">reaches </w:t>
       </w:r>
@@ -1471,7 +1589,9 @@
       </w:r>
       <w:r>
         <w:rPr>
-          <w:rtl w:val="0"/>
+          <w:rStyle w:val="None A"/>
+          <w:rtl w:val="0"/>
+          <w:lang w:val="en-US"/>
         </w:rPr>
         <w:t>.</w:t>
       </w:r>
@@ -1483,11 +1603,15 @@
           <w:ilvl w:val="0"/>
           <w:numId w:val="2"/>
         </w:numPr>
-        <w:bidi w:val="0"/>
-      </w:pPr>
-      <w:r>
-        <w:rPr>
-          <w:rtl w:val="0"/>
+        <w:rPr>
+          <w:lang w:val="en-US"/>
+        </w:rPr>
+      </w:pPr>
+      <w:r>
+        <w:rPr>
+          <w:rStyle w:val="None"/>
+          <w:rtl w:val="0"/>
+          <w:lang w:val="en-US"/>
         </w:rPr>
         <w:t xml:space="preserve">expanded the suite of ad products to </w:t>
       </w:r>
@@ -1503,18 +1627,15 @@
       </w:r>
       <w:r>
         <w:rPr>
-          <w:rtl w:val="0"/>
-        </w:rPr>
-        <w:t xml:space="preserve"> including </w:t>
-      </w:r>
-      <w:r>
-        <w:rPr>
-          <w:rtl w:val="0"/>
-        </w:rPr>
-        <w:t>NBCUniversal, The Atlantic, Cond</w:t>
-      </w:r>
-      <w:r>
-        <w:rPr>
+          <w:rStyle w:val="None"/>
+          <w:rtl w:val="0"/>
+          <w:lang w:val="en-US"/>
+        </w:rPr>
+        <w:t xml:space="preserve"> including NBCUniversal, The Atlantic, Cond</w:t>
+      </w:r>
+      <w:r>
+        <w:rPr>
+          <w:rStyle w:val="None"/>
           <w:rtl w:val="0"/>
           <w:lang w:val="fr-FR"/>
         </w:rPr>
@@ -1522,27 +1643,11 @@
       </w:r>
       <w:r>
         <w:rPr>
-          <w:rtl w:val="0"/>
-        </w:rPr>
-        <w:t>Nast,</w:t>
-      </w:r>
-      <w:r>
-        <w:rPr>
-          <w:rtl w:val="0"/>
-        </w:rPr>
-        <w:t xml:space="preserve"> and</w:t>
-      </w:r>
-      <w:r>
-        <w:rPr>
-          <w:rtl w:val="0"/>
-        </w:rPr>
-        <w:t xml:space="preserve"> Hearst Newspapers</w:t>
-      </w:r>
-      <w:r>
-        <w:rPr>
-          <w:rtl w:val="0"/>
-        </w:rPr>
-        <w:t>.</w:t>
+          <w:rStyle w:val="None"/>
+          <w:rtl w:val="0"/>
+          <w:lang w:val="en-US"/>
+        </w:rPr>
+        <w:t>Nast, and Hearst Newspapers.</w:t>
       </w:r>
     </w:p>
     <w:p>
@@ -1552,11 +1657,15 @@
           <w:ilvl w:val="0"/>
           <w:numId w:val="2"/>
         </w:numPr>
-        <w:bidi w:val="0"/>
-      </w:pPr>
-      <w:r>
-        <w:rPr>
-          <w:rtl w:val="0"/>
+        <w:rPr>
+          <w:lang w:val="en-US"/>
+        </w:rPr>
+      </w:pPr>
+      <w:r>
+        <w:rPr>
+          <w:rStyle w:val="None A"/>
+          <w:rtl w:val="0"/>
+          <w:lang w:val="en-US"/>
         </w:rPr>
         <w:t xml:space="preserve">Reaches </w:t>
       </w:r>
@@ -1572,7 +1681,9 @@
       </w:r>
       <w:r>
         <w:rPr>
-          <w:rtl w:val="0"/>
+          <w:rStyle w:val="None A"/>
+          <w:rtl w:val="0"/>
+          <w:lang w:val="en-US"/>
         </w:rPr>
         <w:t>.</w:t>
       </w:r>
@@ -1580,28 +1691,22 @@
     <w:p>
       <w:pPr>
         <w:pStyle w:val="Heading 3"/>
-        <w:bidi w:val="0"/>
-      </w:pPr>
-      <w:r>
-        <w:rPr>
-          <w:rtl w:val="0"/>
-        </w:rPr>
-        <w:t xml:space="preserve">Vox | Design and Front-End Website Development | </w:t>
-      </w:r>
-      <w:r>
-        <w:rPr>
-          <w:rtl w:val="0"/>
-        </w:rPr>
-        <w:t>2014</w:t>
-      </w:r>
-    </w:p>
-    <w:p>
-      <w:pPr>
-        <w:pStyle w:val="Body"/>
-        <w:bidi w:val="0"/>
-      </w:pPr>
-      <w:r>
-        <w:rPr>
+      </w:pPr>
+      <w:r>
+        <w:rPr>
+          <w:rStyle w:val="None A"/>
+          <w:rtl w:val="0"/>
+        </w:rPr>
+        <w:t>Vox | Design and Front-End Website Development | 2014</w:t>
+      </w:r>
+    </w:p>
+    <w:p>
+      <w:pPr>
+        <w:pStyle w:val="Body A"/>
+      </w:pPr>
+      <w:r>
+        <w:rPr>
+          <w:rStyle w:val="None"/>
           <w:rtl w:val="0"/>
           <w:lang w:val="en-US"/>
         </w:rPr>
@@ -1609,12 +1714,16 @@
       </w:r>
       <w:r>
         <w:rPr>
-          <w:rtl w:val="1"/>
+          <w:rStyle w:val="None"/>
+          <w:rFonts w:ascii="Arial Unicode MS" w:hAnsi="Arial Unicode MS" w:hint="default"/>
+          <w:rtl w:val="0"/>
+          <w:lang w:val="it-IT"/>
         </w:rPr>
         <w:t>’</w:t>
       </w:r>
       <w:r>
         <w:rPr>
+          <w:rStyle w:val="None"/>
           <w:rtl w:val="0"/>
           <w:lang w:val="en-US"/>
         </w:rPr>
@@ -1628,23 +1737,32 @@
           <w:ilvl w:val="0"/>
           <w:numId w:val="2"/>
         </w:numPr>
-        <w:bidi w:val="0"/>
-      </w:pPr>
-      <w:r>
-        <w:rPr>
-          <w:rtl w:val="0"/>
+        <w:rPr>
+          <w:lang w:val="en-US"/>
+        </w:rPr>
+      </w:pPr>
+      <w:r>
+        <w:rPr>
+          <w:rStyle w:val="None A"/>
+          <w:rtl w:val="0"/>
+          <w:lang w:val="en-US"/>
         </w:rPr>
         <w:t>Launched Vox Media</w:t>
       </w:r>
       <w:r>
         <w:rPr>
-          <w:rtl w:val="1"/>
+          <w:rStyle w:val="None"/>
+          <w:rFonts w:ascii="Arial Unicode MS" w:hAnsi="Arial Unicode MS" w:hint="default"/>
+          <w:rtl w:val="0"/>
+          <w:lang w:val="en-US"/>
         </w:rPr>
         <w:t>’</w:t>
       </w:r>
       <w:r>
         <w:rPr>
-          <w:rtl w:val="0"/>
+          <w:rStyle w:val="None A"/>
+          <w:rtl w:val="0"/>
+          <w:lang w:val="en-US"/>
         </w:rPr>
         <w:t xml:space="preserve">s marquee website in just </w:t>
       </w:r>
@@ -1660,7 +1778,9 @@
       </w:r>
       <w:r>
         <w:rPr>
-          <w:rtl w:val="0"/>
+          <w:rStyle w:val="None A"/>
+          <w:rtl w:val="0"/>
+          <w:lang w:val="en-US"/>
         </w:rPr>
         <w:t>.</w:t>
       </w:r>
@@ -1672,11 +1792,15 @@
           <w:ilvl w:val="0"/>
           <w:numId w:val="2"/>
         </w:numPr>
-        <w:bidi w:val="0"/>
-      </w:pPr>
-      <w:r>
-        <w:rPr>
-          <w:rtl w:val="0"/>
+        <w:rPr>
+          <w:lang w:val="en-US"/>
+        </w:rPr>
+      </w:pPr>
+      <w:r>
+        <w:rPr>
+          <w:rStyle w:val="None"/>
+          <w:rtl w:val="0"/>
+          <w:lang w:val="en-US"/>
         </w:rPr>
         <w:t xml:space="preserve">Amassed more than </w:t>
       </w:r>
@@ -1692,7 +1816,9 @@
       </w:r>
       <w:r>
         <w:rPr>
-          <w:rtl w:val="0"/>
+          <w:rStyle w:val="None"/>
+          <w:rtl w:val="0"/>
+          <w:lang w:val="en-US"/>
         </w:rPr>
         <w:t xml:space="preserve"> in just over one month from launch.</w:t>
       </w:r>
@@ -1704,7 +1830,9 @@
           <w:ilvl w:val="0"/>
           <w:numId w:val="2"/>
         </w:numPr>
-        <w:bidi w:val="0"/>
+        <w:rPr>
+          <w:lang w:val="en-US"/>
+        </w:rPr>
       </w:pPr>
       <w:r>
         <w:rPr>
@@ -1718,7 +1846,9 @@
       </w:r>
       <w:r>
         <w:rPr>
-          <w:rtl w:val="0"/>
+          <w:rStyle w:val="None A"/>
+          <w:rtl w:val="0"/>
+          <w:lang w:val="en-US"/>
         </w:rPr>
         <w:t xml:space="preserve"> by redesigning the home page and feature pages.</w:t>
       </w:r>
@@ -1730,11 +1860,15 @@
           <w:ilvl w:val="0"/>
           <w:numId w:val="2"/>
         </w:numPr>
-        <w:bidi w:val="0"/>
-      </w:pPr>
-      <w:r>
-        <w:rPr>
-          <w:rtl w:val="0"/>
+        <w:rPr>
+          <w:lang w:val="en-US"/>
+        </w:rPr>
+      </w:pPr>
+      <w:r>
+        <w:rPr>
+          <w:rStyle w:val="None A"/>
+          <w:rtl w:val="0"/>
+          <w:lang w:val="en-US"/>
         </w:rPr>
         <w:t>Lead front-end development ensuring impeccable design implementation.</w:t>
       </w:r>
@@ -1742,10 +1876,10 @@
     <w:p>
       <w:pPr>
         <w:pStyle w:val="Heading 3"/>
-        <w:bidi w:val="0"/>
-      </w:pPr>
-      <w:r>
-        <w:rPr>
+      </w:pPr>
+      <w:r>
+        <w:rPr>
+          <w:rStyle w:val="None A"/>
           <w:rtl w:val="0"/>
         </w:rPr>
         <w:t>Previous Roles</w:t>
@@ -1758,11 +1892,15 @@
           <w:ilvl w:val="0"/>
           <w:numId w:val="3"/>
         </w:numPr>
-        <w:bidi w:val="0"/>
-      </w:pPr>
-      <w:r>
-        <w:rPr>
-          <w:rtl w:val="0"/>
+        <w:rPr>
+          <w:lang w:val="en-US"/>
+        </w:rPr>
+      </w:pPr>
+      <w:r>
+        <w:rPr>
+          <w:rStyle w:val="None A"/>
+          <w:rtl w:val="0"/>
+          <w:lang w:val="en-US"/>
         </w:rPr>
         <w:t>Senior Product Designer, Mariana Tek (2018-2019)</w:t>
       </w:r>
@@ -1774,11 +1912,15 @@
           <w:ilvl w:val="0"/>
           <w:numId w:val="3"/>
         </w:numPr>
-        <w:bidi w:val="0"/>
-      </w:pPr>
-      <w:r>
-        <w:rPr>
-          <w:rtl w:val="0"/>
+        <w:rPr>
+          <w:lang w:val="en-US"/>
+        </w:rPr>
+      </w:pPr>
+      <w:r>
+        <w:rPr>
+          <w:rStyle w:val="None A"/>
+          <w:rtl w:val="0"/>
+          <w:lang w:val="en-US"/>
         </w:rPr>
         <w:t>Senior Product Designer, Fjord at Accenture Federal Services (2017-2018)</w:t>
       </w:r>
@@ -1790,11 +1932,15 @@
           <w:ilvl w:val="0"/>
           <w:numId w:val="3"/>
         </w:numPr>
-        <w:bidi w:val="0"/>
-      </w:pPr>
-      <w:r>
-        <w:rPr>
-          <w:rtl w:val="0"/>
+        <w:rPr>
+          <w:lang w:val="en-US"/>
+        </w:rPr>
+      </w:pPr>
+      <w:r>
+        <w:rPr>
+          <w:rStyle w:val="None A"/>
+          <w:rtl w:val="0"/>
+          <w:lang w:val="en-US"/>
         </w:rPr>
         <w:t>Principal Product Designer, Vox Media (2012-2017)</w:t>
       </w:r>
@@ -1806,37 +1952,17 @@
           <w:ilvl w:val="0"/>
           <w:numId w:val="3"/>
         </w:numPr>
-        <w:bidi w:val="0"/>
-      </w:pPr>
-      <w:r>
-        <w:rPr>
-          <w:rtl w:val="0"/>
-        </w:rPr>
-        <w:t>Design Director, Treesaver (</w:t>
-      </w:r>
-      <w:r>
-        <w:rPr>
-          <w:rtl w:val="0"/>
-        </w:rPr>
-        <w:t>2010</w:t>
-      </w:r>
-      <w:r>
-        <w:rPr>
-          <w:rtl w:val="0"/>
-        </w:rPr>
-        <w:t>-</w:t>
-      </w:r>
-      <w:r>
-        <w:rPr>
-          <w:rtl w:val="0"/>
-        </w:rPr>
-        <w:t>2012</w:t>
-      </w:r>
-      <w:r>
-        <w:rPr>
-          <w:rtl w:val="0"/>
-        </w:rPr>
-        <w:t>)</w:t>
+        <w:rPr>
+          <w:lang w:val="en-US"/>
+        </w:rPr>
+      </w:pPr>
+      <w:r>
+        <w:rPr>
+          <w:rStyle w:val="None A"/>
+          <w:rtl w:val="0"/>
+          <w:lang w:val="en-US"/>
+        </w:rPr>
+        <w:t>Design Director, Treesaver (2010-2012)</w:t>
       </w:r>
     </w:p>
     <w:p>
@@ -1846,11 +1972,15 @@
           <w:ilvl w:val="0"/>
           <w:numId w:val="3"/>
         </w:numPr>
-        <w:bidi w:val="0"/>
-      </w:pPr>
-      <w:r>
-        <w:rPr>
-          <w:rtl w:val="0"/>
+        <w:rPr>
+          <w:lang w:val="en-US"/>
+        </w:rPr>
+      </w:pPr>
+      <w:r>
+        <w:rPr>
+          <w:rStyle w:val="None A"/>
+          <w:rtl w:val="0"/>
+          <w:lang w:val="en-US"/>
         </w:rPr>
         <w:t>Draftsman, Darden Studio (2008-2010)</w:t>
       </w:r>
@@ -1862,11 +1992,15 @@
           <w:ilvl w:val="0"/>
           <w:numId w:val="3"/>
         </w:numPr>
-        <w:bidi w:val="0"/>
-      </w:pPr>
-      <w:r>
-        <w:rPr>
-          <w:rtl w:val="0"/>
+        <w:rPr>
+          <w:lang w:val="en-US"/>
+        </w:rPr>
+      </w:pPr>
+      <w:r>
+        <w:rPr>
+          <w:rStyle w:val="None A"/>
+          <w:rtl w:val="0"/>
+          <w:lang w:val="en-US"/>
         </w:rPr>
         <w:t>Designer, Very Memorable Inc. (2006-2008)</w:t>
       </w:r>
@@ -1874,7 +2008,10 @@
     <w:p>
       <w:pPr>
         <w:pStyle w:val="Heading"/>
-        <w:bidi w:val="0"/>
+        <w:rPr>
+          <w:rStyle w:val="None"/>
+          <w:lang w:val="en-US"/>
+        </w:rPr>
         <w:sectPr>
           <w:type w:val="continuous"/>
           <w:pgSz w:w="12240" w:h="15840" w:orient="portrait"/>
@@ -1884,20 +2021,26 @@
       </w:pPr>
       <w:r>
         <w:rPr>
+          <w:rStyle w:val="None"/>
           <w:rtl w:val="0"/>
           <w:lang w:val="en-US"/>
         </w:rPr>
         <w:t>Technical Skills</w:t>
       </w:r>
-      <w:r/>
+      <w:r>
+        <w:rPr>
+          <w:rStyle w:val="None"/>
+          <w:lang w:val="en-US"/>
+        </w:rPr>
+      </w:r>
     </w:p>
     <w:p>
       <w:pPr>
         <w:pStyle w:val="Heading 3"/>
-        <w:bidi w:val="0"/>
-      </w:pPr>
-      <w:r>
-        <w:rPr>
+      </w:pPr>
+      <w:r>
+        <w:rPr>
+          <w:rStyle w:val="None A"/>
           <w:rtl w:val="0"/>
         </w:rPr>
         <w:t>Design Tools</w:t>
@@ -1910,13 +2053,16 @@
           <w:ilvl w:val="0"/>
           <w:numId w:val="3"/>
         </w:numPr>
-        <w:bidi w:val="0"/>
-      </w:pPr>
-      <w:r>
-        <w:rPr>
-          <w:rtl w:val="0"/>
+        <w:rPr>
           <w:lang w:val="it-IT"/>
         </w:rPr>
+      </w:pPr>
+      <w:r>
+        <w:rPr>
+          <w:rStyle w:val="None"/>
+          <w:rtl w:val="0"/>
+          <w:lang w:val="it-IT"/>
+        </w:rPr>
         <w:t>Figma</w:t>
       </w:r>
     </w:p>
@@ -1927,11 +2073,15 @@
           <w:ilvl w:val="0"/>
           <w:numId w:val="3"/>
         </w:numPr>
-        <w:bidi w:val="0"/>
-      </w:pPr>
-      <w:r>
-        <w:rPr>
-          <w:rtl w:val="0"/>
+        <w:rPr>
+          <w:lang w:val="en-US"/>
+        </w:rPr>
+      </w:pPr>
+      <w:r>
+        <w:rPr>
+          <w:rStyle w:val="None A"/>
+          <w:rtl w:val="0"/>
+          <w:lang w:val="en-US"/>
         </w:rPr>
         <w:t>Sketch</w:t>
       </w:r>
@@ -1943,11 +2093,15 @@
           <w:ilvl w:val="0"/>
           <w:numId w:val="3"/>
         </w:numPr>
-        <w:bidi w:val="0"/>
-      </w:pPr>
-      <w:r>
-        <w:rPr>
-          <w:rtl w:val="0"/>
+        <w:rPr>
+          <w:lang w:val="en-US"/>
+        </w:rPr>
+      </w:pPr>
+      <w:r>
+        <w:rPr>
+          <w:rStyle w:val="None A"/>
+          <w:rtl w:val="0"/>
+          <w:lang w:val="en-US"/>
         </w:rPr>
         <w:t>Photoshop</w:t>
       </w:r>
@@ -1959,13 +2113,16 @@
           <w:ilvl w:val="0"/>
           <w:numId w:val="3"/>
         </w:numPr>
-        <w:bidi w:val="0"/>
-      </w:pPr>
-      <w:r>
-        <w:rPr>
-          <w:rtl w:val="0"/>
+        <w:rPr>
           <w:lang w:val="da-DK"/>
         </w:rPr>
+      </w:pPr>
+      <w:r>
+        <w:rPr>
+          <w:rStyle w:val="None"/>
+          <w:rtl w:val="0"/>
+          <w:lang w:val="da-DK"/>
+        </w:rPr>
         <w:t>InDesign</w:t>
       </w:r>
     </w:p>
@@ -1976,147 +2133,23 @@
           <w:ilvl w:val="0"/>
           <w:numId w:val="3"/>
         </w:numPr>
-        <w:bidi w:val="0"/>
-      </w:pPr>
-      <w:r>
-        <w:rPr>
-          <w:rtl w:val="0"/>
+        <w:rPr>
           <w:lang w:val="it-IT"/>
         </w:rPr>
+      </w:pPr>
+      <w:r>
+        <w:rPr>
+          <w:rStyle w:val="None"/>
+          <w:rtl w:val="0"/>
+          <w:lang w:val="it-IT"/>
+        </w:rPr>
         <w:t>Illustrator</w:t>
       </w:r>
     </w:p>
     <w:p>
       <w:pPr>
         <w:pStyle w:val="Heading 3"/>
-        <w:bidi w:val="0"/>
-      </w:pPr>
-      <w:r>
-        <w:rPr>
-          <w:rtl w:val="0"/>
-        </w:rPr>
-        <w:t>Technical Skills</w:t>
-      </w:r>
-    </w:p>
-    <w:p>
-      <w:pPr>
-        <w:pStyle w:val="List"/>
-        <w:numPr>
-          <w:ilvl w:val="0"/>
-          <w:numId w:val="3"/>
-        </w:numPr>
-        <w:bidi w:val="0"/>
-      </w:pPr>
-      <w:r>
-        <w:rPr>
-          <w:rtl w:val="0"/>
-        </w:rPr>
-        <w:t>HTML5</w:t>
-      </w:r>
-    </w:p>
-    <w:p>
-      <w:pPr>
-        <w:pStyle w:val="List"/>
-        <w:numPr>
-          <w:ilvl w:val="0"/>
-          <w:numId w:val="3"/>
-        </w:numPr>
-        <w:bidi w:val="0"/>
-      </w:pPr>
-      <w:r>
-        <w:rPr>
-          <w:rtl w:val="0"/>
-        </w:rPr>
-        <w:t>CSS3</w:t>
-      </w:r>
-    </w:p>
-    <w:p>
-      <w:pPr>
-        <w:pStyle w:val="List"/>
-        <w:numPr>
-          <w:ilvl w:val="0"/>
-          <w:numId w:val="3"/>
-        </w:numPr>
-        <w:bidi w:val="0"/>
-      </w:pPr>
-      <w:r>
-        <w:rPr>
-          <w:rtl w:val="0"/>
-        </w:rPr>
-        <w:t>JavaScript</w:t>
-      </w:r>
-    </w:p>
-    <w:p>
-      <w:pPr>
-        <w:pStyle w:val="List"/>
-        <w:numPr>
-          <w:ilvl w:val="0"/>
-          <w:numId w:val="3"/>
-        </w:numPr>
-        <w:bidi w:val="0"/>
-      </w:pPr>
-      <w:r>
-        <w:rPr>
-          <w:rtl w:val="0"/>
-        </w:rPr>
-        <w:t>Vue.js</w:t>
-      </w:r>
-    </w:p>
-    <w:p>
-      <w:pPr>
-        <w:pStyle w:val="List"/>
-        <w:numPr>
-          <w:ilvl w:val="0"/>
-          <w:numId w:val="3"/>
-        </w:numPr>
-        <w:bidi w:val="0"/>
-      </w:pPr>
-      <w:r>
-        <w:rPr>
-          <w:rtl w:val="0"/>
-        </w:rPr>
-        <w:t>React</w:t>
-      </w:r>
-      <w:r>
-        <w:rPr>
-          <w:rtl w:val="0"/>
-        </w:rPr>
-        <w:t>.js</w:t>
-      </w:r>
-    </w:p>
-    <w:p>
-      <w:pPr>
-        <w:pStyle w:val="List"/>
-        <w:numPr>
-          <w:ilvl w:val="0"/>
-          <w:numId w:val="3"/>
-        </w:numPr>
-        <w:bidi w:val="0"/>
-      </w:pPr>
-      <w:r>
-        <w:rPr>
-          <w:rtl w:val="0"/>
-          <w:lang w:val="de-DE"/>
-        </w:rPr>
-        <w:t>Astro</w:t>
-      </w:r>
-    </w:p>
-    <w:p>
-      <w:pPr>
-        <w:pStyle w:val="List"/>
-        <w:numPr>
-          <w:ilvl w:val="0"/>
-          <w:numId w:val="3"/>
-        </w:numPr>
-        <w:bidi w:val="0"/>
-      </w:pPr>
-      <w:r>
-        <w:rPr>
-          <w:rtl w:val="0"/>
-          <w:lang w:val="de-DE"/>
-        </w:rPr>
-        <w:t>WordPress</w:t>
-      </w:r>
+      </w:pPr>
       <w:r>
         <w:rPr>
           <w:rFonts w:ascii="Arial Unicode MS" w:cs="Arial Unicode MS" w:hAnsi="Arial Unicode MS" w:eastAsia="Arial Unicode MS"/>
@@ -2131,10 +2164,185 @@
     <w:p>
       <w:pPr>
         <w:pStyle w:val="Heading 3"/>
+      </w:pPr>
+      <w:r>
+        <w:rPr>
+          <w:rStyle w:val="None A"/>
+          <w:rtl w:val="0"/>
+        </w:rPr>
+        <w:t>Technical Skills</w:t>
+      </w:r>
+    </w:p>
+    <w:p>
+      <w:pPr>
+        <w:pStyle w:val="List"/>
+        <w:numPr>
+          <w:ilvl w:val="0"/>
+          <w:numId w:val="3"/>
+        </w:numPr>
+        <w:rPr>
+          <w:lang w:val="en-US"/>
+        </w:rPr>
+      </w:pPr>
+      <w:r>
+        <w:rPr>
+          <w:rStyle w:val="None A"/>
+          <w:rtl w:val="0"/>
+          <w:lang w:val="en-US"/>
+        </w:rPr>
+        <w:t>HTML5</w:t>
+      </w:r>
+    </w:p>
+    <w:p>
+      <w:pPr>
+        <w:pStyle w:val="List"/>
+        <w:numPr>
+          <w:ilvl w:val="0"/>
+          <w:numId w:val="3"/>
+        </w:numPr>
+        <w:rPr>
+          <w:lang w:val="en-US"/>
+        </w:rPr>
+      </w:pPr>
+      <w:r>
+        <w:rPr>
+          <w:rStyle w:val="None A"/>
+          <w:rtl w:val="0"/>
+          <w:lang w:val="en-US"/>
+        </w:rPr>
+        <w:t>CSS3</w:t>
+      </w:r>
+    </w:p>
+    <w:p>
+      <w:pPr>
+        <w:pStyle w:val="List"/>
+        <w:numPr>
+          <w:ilvl w:val="0"/>
+          <w:numId w:val="3"/>
+        </w:numPr>
+        <w:rPr>
+          <w:lang w:val="en-US"/>
+        </w:rPr>
+      </w:pPr>
+      <w:r>
+        <w:rPr>
+          <w:rStyle w:val="None A"/>
+          <w:rtl w:val="0"/>
+          <w:lang w:val="en-US"/>
+        </w:rPr>
+        <w:t>JavaScript</w:t>
+      </w:r>
+    </w:p>
+    <w:p>
+      <w:pPr>
+        <w:pStyle w:val="List"/>
+        <w:numPr>
+          <w:ilvl w:val="0"/>
+          <w:numId w:val="3"/>
+        </w:numPr>
+        <w:rPr>
+          <w:lang w:val="en-US"/>
+        </w:rPr>
+      </w:pPr>
+      <w:r>
+        <w:rPr>
+          <w:rStyle w:val="None A"/>
+          <w:rtl w:val="0"/>
+          <w:lang w:val="en-US"/>
+        </w:rPr>
+        <w:t>Vue.js</w:t>
+      </w:r>
+    </w:p>
+    <w:p>
+      <w:pPr>
+        <w:pStyle w:val="List"/>
+        <w:numPr>
+          <w:ilvl w:val="0"/>
+          <w:numId w:val="3"/>
+        </w:numPr>
+        <w:rPr>
+          <w:lang w:val="en-US"/>
+        </w:rPr>
+      </w:pPr>
+      <w:r>
+        <w:rPr>
+          <w:rStyle w:val="None A"/>
+          <w:rtl w:val="0"/>
+          <w:lang w:val="en-US"/>
+        </w:rPr>
+        <w:t>React.js</w:t>
+      </w:r>
+    </w:p>
+    <w:p>
+      <w:pPr>
+        <w:pStyle w:val="List"/>
+        <w:numPr>
+          <w:ilvl w:val="0"/>
+          <w:numId w:val="3"/>
+        </w:numPr>
+        <w:rPr>
+          <w:lang w:val="de-DE"/>
+        </w:rPr>
+      </w:pPr>
+      <w:r>
+        <w:rPr>
+          <w:rStyle w:val="None"/>
+          <w:rtl w:val="0"/>
+          <w:lang w:val="de-DE"/>
+        </w:rPr>
+        <w:t>Astro</w:t>
+      </w:r>
+    </w:p>
+    <w:p>
+      <w:pPr>
+        <w:pStyle w:val="List"/>
+        <w:numPr>
+          <w:ilvl w:val="0"/>
+          <w:numId w:val="3"/>
+        </w:numPr>
         <w:bidi w:val="0"/>
-      </w:pPr>
-      <w:r>
-        <w:rPr>
+        <w:ind w:right="0"/>
+        <w:jc w:val="left"/>
+        <w:rPr>
+          <w:rFonts w:ascii="Arial Unicode MS" w:hAnsi="Arial Unicode MS"/>
+          <w:rtl w:val="0"/>
+          <w:lang w:val="de-DE"/>
+        </w:rPr>
+      </w:pPr>
+      <w:r>
+        <w:rPr>
+          <w:rStyle w:val="None"/>
+          <w:rFonts w:ascii="Verdana" w:hAnsi="Verdana"/>
+          <w:rtl w:val="0"/>
+          <w:lang w:val="de-DE"/>
+        </w:rPr>
+        <w:t>WordPress</w:t>
+      </w:r>
+      <w:r>
+        <w:rPr>
+          <w:rStyle w:val="None A"/>
+          <w:rFonts w:ascii="Arial Unicode MS" w:cs="Arial Unicode MS" w:hAnsi="Arial Unicode MS" w:eastAsia="Arial Unicode MS"/>
+          <w:b w:val="0"/>
+          <w:bCs w:val="0"/>
+          <w:i w:val="0"/>
+          <w:iCs w:val="0"/>
+        </w:rPr>
+        <w:br w:type="column"/>
+      </w:r>
+    </w:p>
+    <w:p>
+      <w:pPr>
+        <w:pStyle w:val="List"/>
+        <w:ind w:left="364" w:firstLine="0"/>
+      </w:pPr>
+    </w:p>
+    <w:p>
+      <w:pPr>
+        <w:pStyle w:val="Heading 3"/>
+      </w:pPr>
+      <w:r>
+        <w:rPr>
+          <w:rStyle w:val="None A"/>
           <w:rtl w:val="0"/>
         </w:rPr>
         <w:t>Design Specialties</w:t>
@@ -2147,105 +2355,133 @@
           <w:ilvl w:val="0"/>
           <w:numId w:val="3"/>
         </w:numPr>
+        <w:rPr>
+          <w:lang w:val="fr-FR"/>
+        </w:rPr>
+      </w:pPr>
+      <w:r>
+        <w:rPr>
+          <w:rStyle w:val="None"/>
+          <w:rtl w:val="0"/>
+          <w:lang w:val="fr-FR"/>
+        </w:rPr>
+        <w:t>Typography</w:t>
+      </w:r>
+    </w:p>
+    <w:p>
+      <w:pPr>
+        <w:pStyle w:val="List"/>
+        <w:numPr>
+          <w:ilvl w:val="0"/>
+          <w:numId w:val="3"/>
+        </w:numPr>
+        <w:rPr>
+          <w:lang w:val="en-US"/>
+        </w:rPr>
+      </w:pPr>
+      <w:r>
+        <w:rPr>
+          <w:rStyle w:val="None A"/>
+          <w:rtl w:val="0"/>
+          <w:lang w:val="en-US"/>
+        </w:rPr>
+        <w:t>Type Design</w:t>
+      </w:r>
+    </w:p>
+    <w:p>
+      <w:pPr>
+        <w:pStyle w:val="List"/>
+        <w:numPr>
+          <w:ilvl w:val="0"/>
+          <w:numId w:val="3"/>
+        </w:numPr>
+        <w:rPr>
+          <w:lang w:val="en-US"/>
+        </w:rPr>
+      </w:pPr>
+      <w:r>
+        <w:rPr>
+          <w:rStyle w:val="None A"/>
+          <w:rtl w:val="0"/>
+          <w:lang w:val="en-US"/>
+        </w:rPr>
+        <w:t>Responsive Web Design</w:t>
+      </w:r>
+    </w:p>
+    <w:p>
+      <w:pPr>
+        <w:pStyle w:val="List"/>
+        <w:numPr>
+          <w:ilvl w:val="0"/>
+          <w:numId w:val="3"/>
+        </w:numPr>
+        <w:rPr>
+          <w:lang w:val="de-DE"/>
+        </w:rPr>
+      </w:pPr>
+      <w:r>
+        <w:rPr>
+          <w:rStyle w:val="None"/>
+          <w:rtl w:val="0"/>
+          <w:lang w:val="de-DE"/>
+        </w:rPr>
+        <w:t>User Interface (UI) Design</w:t>
+      </w:r>
+    </w:p>
+    <w:p>
+      <w:pPr>
+        <w:pStyle w:val="List"/>
+        <w:numPr>
+          <w:ilvl w:val="0"/>
+          <w:numId w:val="3"/>
+        </w:numPr>
+        <w:rPr>
+          <w:lang w:val="en-US"/>
+        </w:rPr>
+      </w:pPr>
+      <w:r>
+        <w:rPr>
+          <w:rStyle w:val="None A"/>
+          <w:rtl w:val="0"/>
+          <w:lang w:val="en-US"/>
+        </w:rPr>
+        <w:t>Branding</w:t>
+      </w:r>
+    </w:p>
+    <w:p>
+      <w:pPr>
+        <w:pStyle w:val="List"/>
+        <w:numPr>
+          <w:ilvl w:val="0"/>
+          <w:numId w:val="3"/>
+        </w:numPr>
+        <w:rPr>
+          <w:lang w:val="en-US"/>
+        </w:rPr>
+      </w:pPr>
+      <w:r>
+        <w:rPr>
+          <w:rStyle w:val="None A"/>
+          <w:rtl w:val="0"/>
+          <w:lang w:val="en-US"/>
+        </w:rPr>
+        <w:t>Prototyping</w:t>
+      </w:r>
+    </w:p>
+    <w:p>
+      <w:pPr>
+        <w:pStyle w:val="List"/>
+        <w:numPr>
+          <w:ilvl w:val="0"/>
+          <w:numId w:val="3"/>
+        </w:numPr>
         <w:bidi w:val="0"/>
-      </w:pPr>
-      <w:r>
-        <w:rPr>
-          <w:rtl w:val="0"/>
-          <w:lang w:val="fr-FR"/>
-        </w:rPr>
-        <w:t>Typography</w:t>
-      </w:r>
-    </w:p>
-    <w:p>
-      <w:pPr>
-        <w:pStyle w:val="List"/>
-        <w:numPr>
-          <w:ilvl w:val="0"/>
-          <w:numId w:val="3"/>
-        </w:numPr>
-        <w:bidi w:val="0"/>
-      </w:pPr>
-      <w:r>
-        <w:rPr>
-          <w:rtl w:val="0"/>
-        </w:rPr>
-        <w:t>Type Design</w:t>
-      </w:r>
-    </w:p>
-    <w:p>
-      <w:pPr>
-        <w:pStyle w:val="List"/>
-        <w:numPr>
-          <w:ilvl w:val="0"/>
-          <w:numId w:val="3"/>
-        </w:numPr>
-        <w:bidi w:val="0"/>
-      </w:pPr>
-      <w:r>
-        <w:rPr>
-          <w:rtl w:val="0"/>
-        </w:rPr>
-        <w:t>Responsive Web Design</w:t>
-      </w:r>
-    </w:p>
-    <w:p>
-      <w:pPr>
-        <w:pStyle w:val="List"/>
-        <w:numPr>
-          <w:ilvl w:val="0"/>
-          <w:numId w:val="3"/>
-        </w:numPr>
-        <w:bidi w:val="0"/>
-      </w:pPr>
-      <w:r>
-        <w:rPr>
-          <w:rtl w:val="0"/>
-          <w:lang w:val="de-DE"/>
-        </w:rPr>
-        <w:t>User Interface (UI) Design</w:t>
-      </w:r>
-    </w:p>
-    <w:p>
-      <w:pPr>
-        <w:pStyle w:val="List"/>
-        <w:numPr>
-          <w:ilvl w:val="0"/>
-          <w:numId w:val="3"/>
-        </w:numPr>
-        <w:bidi w:val="0"/>
-      </w:pPr>
-      <w:r>
-        <w:rPr>
-          <w:rtl w:val="0"/>
-        </w:rPr>
-        <w:t>Branding</w:t>
-      </w:r>
-    </w:p>
-    <w:p>
-      <w:pPr>
-        <w:pStyle w:val="List"/>
-        <w:numPr>
-          <w:ilvl w:val="0"/>
-          <w:numId w:val="3"/>
-        </w:numPr>
-        <w:bidi w:val="0"/>
-      </w:pPr>
-      <w:r>
-        <w:rPr>
-          <w:rtl w:val="0"/>
-        </w:rPr>
-        <w:t>Prototyping</w:t>
-      </w:r>
-    </w:p>
-    <w:p>
-      <w:pPr>
-        <w:pStyle w:val="List"/>
-        <w:numPr>
-          <w:ilvl w:val="0"/>
-          <w:numId w:val="3"/>
-        </w:numPr>
-        <w:bidi w:val="0"/>
+        <w:ind w:right="0"/>
+        <w:jc w:val="left"/>
+        <w:rPr>
+          <w:rtl w:val="0"/>
+          <w:lang w:val="en-US"/>
+        </w:rPr>
         <w:sectPr>
           <w:type w:val="continuous"/>
           <w:pgSz w:w="12240" w:h="15840" w:orient="portrait"/>
@@ -2256,19 +2492,28 @@
       </w:pPr>
       <w:r>
         <w:rPr>
-          <w:rtl w:val="0"/>
+          <w:rStyle w:val="None A"/>
+          <w:rtl w:val="0"/>
+          <w:lang w:val="en-US"/>
         </w:rPr>
         <w:t>Research</w:t>
       </w:r>
-      <w:r/>
+      <w:r>
+        <w:rPr>
+          <w:rStyle w:val="None A"/>
+        </w:rPr>
+      </w:r>
     </w:p>
     <w:p>
       <w:pPr>
         <w:pStyle w:val="Heading"/>
-        <w:bidi w:val="0"/>
-      </w:pPr>
-      <w:r>
-        <w:rPr>
+        <w:rPr>
+          <w:lang w:val="en-US"/>
+        </w:rPr>
+      </w:pPr>
+      <w:r>
+        <w:rPr>
+          <w:rStyle w:val="None"/>
           <w:rtl w:val="0"/>
           <w:lang w:val="en-US"/>
         </w:rPr>
@@ -2277,11 +2522,14 @@
     </w:p>
     <w:p>
       <w:pPr>
-        <w:pStyle w:val="Body"/>
-        <w:bidi w:val="0"/>
-      </w:pPr>
-      <w:r>
-        <w:rPr>
+        <w:pStyle w:val="Body A"/>
+        <w:rPr>
+          <w:lang w:val="en-US"/>
+        </w:rPr>
+      </w:pPr>
+      <w:r>
+        <w:rPr>
+          <w:rStyle w:val="None"/>
           <w:rtl w:val="0"/>
           <w:lang w:val="en-US"/>
         </w:rPr>
@@ -2291,10 +2539,10 @@
     <w:p>
       <w:pPr>
         <w:pStyle w:val="Heading 3"/>
-        <w:bidi w:val="0"/>
-      </w:pPr>
-      <w:r>
-        <w:rPr>
+      </w:pPr>
+      <w:r>
+        <w:rPr>
+          <w:rStyle w:val="None A"/>
           <w:rtl w:val="0"/>
         </w:rPr>
         <w:t>Parsons The New School for Design</w:t>
@@ -2303,13 +2551,13 @@
     <w:p>
       <w:pPr>
         <w:pStyle w:val="meta"/>
-        <w:bidi w:val="0"/>
-        <w:rPr>
-          <w:rStyle w:val="None"/>
-        </w:rPr>
-      </w:pPr>
-      <w:r>
-        <w:rPr>
+        <w:rPr>
+          <w:rStyle w:val="None A"/>
+        </w:rPr>
+      </w:pPr>
+      <w:r>
+        <w:rPr>
+          <w:rStyle w:val="None"/>
           <w:rtl w:val="0"/>
           <w:lang w:val="en-US"/>
         </w:rPr>
@@ -2323,11 +2571,15 @@
           <w:ilvl w:val="0"/>
           <w:numId w:val="3"/>
         </w:numPr>
-        <w:bidi w:val="0"/>
-      </w:pPr>
-      <w:r>
-        <w:rPr>
-          <w:rtl w:val="0"/>
+        <w:rPr>
+          <w:lang w:val="en-US"/>
+        </w:rPr>
+      </w:pPr>
+      <w:r>
+        <w:rPr>
+          <w:rStyle w:val="None A"/>
+          <w:rtl w:val="0"/>
+          <w:lang w:val="en-US"/>
         </w:rPr>
         <w:t>Focused on fundamental concepts of typography, printmaking, and design thinking.</w:t>
       </w:r>
@@ -2339,11 +2591,15 @@
           <w:ilvl w:val="0"/>
           <w:numId w:val="3"/>
         </w:numPr>
-        <w:bidi w:val="0"/>
-      </w:pPr>
-      <w:r>
-        <w:rPr>
-          <w:rtl w:val="0"/>
+        <w:rPr>
+          <w:lang w:val="en-US"/>
+        </w:rPr>
+      </w:pPr>
+      <w:r>
+        <w:rPr>
+          <w:rStyle w:val="None A"/>
+          <w:rtl w:val="0"/>
+          <w:lang w:val="en-US"/>
         </w:rPr>
         <w:t>Ideated through project concepts rapidly to identify key opportunities.</w:t>
       </w:r>
@@ -2355,11 +2611,15 @@
           <w:ilvl w:val="0"/>
           <w:numId w:val="3"/>
         </w:numPr>
-        <w:bidi w:val="0"/>
-      </w:pPr>
-      <w:r>
-        <w:rPr>
-          <w:rtl w:val="0"/>
+        <w:rPr>
+          <w:lang w:val="en-US"/>
+        </w:rPr>
+      </w:pPr>
+      <w:r>
+        <w:rPr>
+          <w:rStyle w:val="None A"/>
+          <w:rtl w:val="0"/>
+          <w:lang w:val="en-US"/>
         </w:rPr>
         <w:t>Collaborated deeply with my cohort to develop projects.</w:t>
       </w:r>
@@ -2367,10 +2627,13 @@
     <w:p>
       <w:pPr>
         <w:pStyle w:val="Heading"/>
-        <w:bidi w:val="0"/>
-      </w:pPr>
-      <w:r>
-        <w:rPr>
+        <w:rPr>
+          <w:lang w:val="en-US"/>
+        </w:rPr>
+      </w:pPr>
+      <w:r>
+        <w:rPr>
+          <w:rStyle w:val="None"/>
           <w:rtl w:val="0"/>
           <w:lang w:val="en-US"/>
         </w:rPr>
@@ -2380,22 +2643,18 @@
     <w:p>
       <w:pPr>
         <w:pStyle w:val="Heading 3"/>
-        <w:bidi w:val="0"/>
-      </w:pPr>
-      <w:r>
-        <w:rPr>
-          <w:rtl w:val="0"/>
-        </w:rPr>
-        <w:t>Dynamic Typesetting</w:t>
-      </w:r>
-      <w:r>
-        <w:rPr>
-          <w:rtl w:val="0"/>
-        </w:rPr>
-        <w:t xml:space="preserve"> </w:t>
-      </w:r>
-      <w:r>
-        <w:rPr>
+      </w:pPr>
+      <w:r>
+        <w:rPr>
+          <w:rStyle w:val="None"/>
+          <w:rtl w:val="0"/>
+          <w:lang w:val="en-US"/>
+        </w:rPr>
+        <w:t xml:space="preserve">Dynamic Typesetting </w:t>
+      </w:r>
+      <w:r>
+        <w:rPr>
+          <w:rStyle w:val="None"/>
           <w:rtl w:val="0"/>
           <w:lang w:val="de-DE"/>
         </w:rPr>
@@ -2403,44 +2662,36 @@
       </w:r>
       <w:r>
         <w:rPr>
-          <w:rtl w:val="0"/>
-        </w:rPr>
-        <w:t xml:space="preserve"> and Global Filing</w:t>
-      </w:r>
-      <w:r>
-        <w:rPr>
-          <w:rtl w:val="0"/>
-        </w:rPr>
-        <w:t>)</w:t>
-      </w:r>
-    </w:p>
-    <w:p>
-      <w:pPr>
-        <w:pStyle w:val="Body"/>
-        <w:bidi w:val="0"/>
-      </w:pPr>
-      <w:r>
-        <w:rPr>
-          <w:rtl w:val="0"/>
-          <w:lang w:val="en-US"/>
-        </w:rPr>
-        <w:t>Creating the first system to deliver typography to dynamic layouts, this patent d</w:t>
-      </w:r>
-      <w:r>
-        <w:rPr>
-          <w:rtl w:val="0"/>
-          <w:lang w:val="en-US"/>
-        </w:rPr>
-        <w:t>escribes how typographic systems can be made and distributed. This means that typesetting, not just fonts, can be distributed to customers independent of layout, making content easier to style.</w:t>
+          <w:rStyle w:val="None"/>
+          <w:rtl w:val="0"/>
+          <w:lang w:val="en-US"/>
+        </w:rPr>
+        <w:t xml:space="preserve"> and Global Filing)</w:t>
+      </w:r>
+    </w:p>
+    <w:p>
+      <w:pPr>
+        <w:pStyle w:val="Body A"/>
+        <w:rPr>
+          <w:lang w:val="en-US"/>
+        </w:rPr>
+      </w:pPr>
+      <w:r>
+        <w:rPr>
+          <w:rStyle w:val="None"/>
+          <w:rtl w:val="0"/>
+          <w:lang w:val="en-US"/>
+        </w:rPr>
+        <w:t>Creating the first system to deliver typography to dynamic layouts, this patent describes how typographic systems can be made and distributed. This means that typesetting, not just fonts, can be distributed to customers independent of layout, making content easier to style.</w:t>
       </w:r>
     </w:p>
     <w:p>
       <w:pPr>
         <w:pStyle w:val="Heading 3"/>
-        <w:bidi w:val="0"/>
-      </w:pPr>
-      <w:r>
-        <w:rPr>
+      </w:pPr>
+      <w:r>
+        <w:rPr>
+          <w:rStyle w:val="None A"/>
           <w:rtl w:val="0"/>
         </w:rPr>
         <w:t>Fluid Design Keyframes in a GUI (US Patent 10592087)</w:t>
@@ -2448,31 +2699,30 @@
     </w:p>
     <w:p>
       <w:pPr>
-        <w:pStyle w:val="Body"/>
-        <w:bidi w:val="0"/>
-      </w:pPr>
-      <w:r>
-        <w:rPr>
-          <w:rtl w:val="0"/>
-          <w:lang w:val="en-US"/>
-        </w:rPr>
-        <w:t>Solving the problem of showing how designs change across the design space, this is an i</w:t>
-      </w:r>
-      <w:r>
-        <w:rPr>
-          <w:rtl w:val="0"/>
-          <w:lang w:val="en-US"/>
-        </w:rPr>
-        <w:t>nterface that has keyframes at various widths. Design characteristics fluidly change between these keyframes as the width of an element changes.</w:t>
+        <w:pStyle w:val="Body A"/>
+        <w:rPr>
+          <w:lang w:val="en-US"/>
+        </w:rPr>
+      </w:pPr>
+      <w:r>
+        <w:rPr>
+          <w:rStyle w:val="None"/>
+          <w:rtl w:val="0"/>
+          <w:lang w:val="en-US"/>
+        </w:rPr>
+        <w:t>Solving the problem of showing how designs change across the design space, this is an interface that has keyframes at various widths. Design characteristics fluidly change between these keyframes as the width of an element changes.</w:t>
       </w:r>
     </w:p>
     <w:p>
       <w:pPr>
         <w:pStyle w:val="Heading"/>
-        <w:bidi w:val="0"/>
-      </w:pPr>
-      <w:r>
-        <w:rPr>
+        <w:rPr>
+          <w:lang w:val="en-US"/>
+        </w:rPr>
+      </w:pPr>
+      <w:r>
+        <w:rPr>
+          <w:rStyle w:val="None"/>
           <w:rtl w:val="0"/>
           <w:lang w:val="en-US"/>
         </w:rPr>
@@ -2482,10 +2732,10 @@
     <w:p>
       <w:pPr>
         <w:pStyle w:val="Heading 3"/>
-        <w:bidi w:val="0"/>
-      </w:pPr>
-      <w:r>
-        <w:rPr>
+      </w:pPr>
+      <w:r>
+        <w:rPr>
+          <w:rStyle w:val="None A"/>
           <w:rtl w:val="0"/>
         </w:rPr>
         <w:t>Speaking Engagements</w:t>
@@ -2498,11 +2748,15 @@
           <w:ilvl w:val="0"/>
           <w:numId w:val="3"/>
         </w:numPr>
-        <w:bidi w:val="0"/>
-      </w:pPr>
-      <w:r>
-        <w:rPr>
-          <w:rtl w:val="0"/>
+        <w:rPr>
+          <w:lang w:val="en-US"/>
+        </w:rPr>
+      </w:pPr>
+      <w:r>
+        <w:rPr>
+          <w:rStyle w:val="None A"/>
+          <w:rtl w:val="0"/>
+          <w:lang w:val="en-US"/>
         </w:rPr>
         <w:t>Web Directions, Sydney (2024)</w:t>
       </w:r>
@@ -2514,23 +2768,31 @@
           <w:ilvl w:val="0"/>
           <w:numId w:val="3"/>
         </w:numPr>
-        <w:bidi w:val="0"/>
-      </w:pPr>
-      <w:r>
-        <w:rPr>
-          <w:rtl w:val="0"/>
+        <w:rPr>
+          <w:lang w:val="en-US"/>
+        </w:rPr>
+      </w:pPr>
+      <w:r>
+        <w:rPr>
+          <w:rStyle w:val="None A"/>
+          <w:rtl w:val="0"/>
+          <w:lang w:val="en-US"/>
         </w:rPr>
         <w:t>Beyond Tellerrand, D</w:t>
       </w:r>
       <w:r>
         <w:rPr>
-          <w:rtl w:val="0"/>
+          <w:rStyle w:val="None A"/>
+          <w:rtl w:val="0"/>
+          <w:lang w:val="en-US"/>
         </w:rPr>
         <w:t>ü</w:t>
       </w:r>
       <w:r>
         <w:rPr>
-          <w:rtl w:val="0"/>
+          <w:rStyle w:val="None A"/>
+          <w:rtl w:val="0"/>
+          <w:lang w:val="en-US"/>
         </w:rPr>
         <w:t>sseldorf (2023)</w:t>
       </w:r>
@@ -2542,16 +2804,21 @@
           <w:ilvl w:val="0"/>
           <w:numId w:val="3"/>
         </w:numPr>
-        <w:bidi w:val="0"/>
-      </w:pPr>
-      <w:r>
-        <w:rPr>
-          <w:rtl w:val="0"/>
+        <w:rPr>
+          <w:lang w:val="en-US"/>
+        </w:rPr>
+      </w:pPr>
+      <w:r>
+        <w:rPr>
+          <w:rStyle w:val="None"/>
+          <w:rtl w:val="0"/>
+          <w:lang w:val="en-US"/>
         </w:rPr>
         <w:t>CSS Caf</w:t>
       </w:r>
       <w:r>
         <w:rPr>
+          <w:rStyle w:val="None"/>
           <w:rtl w:val="0"/>
           <w:lang w:val="fr-FR"/>
         </w:rPr>
@@ -2559,7 +2826,9 @@
       </w:r>
       <w:r>
         <w:rPr>
-          <w:rtl w:val="0"/>
+          <w:rStyle w:val="None"/>
+          <w:rtl w:val="0"/>
+          <w:lang w:val="en-US"/>
         </w:rPr>
         <w:t>(2023)</w:t>
       </w:r>
@@ -2571,11 +2840,15 @@
           <w:ilvl w:val="0"/>
           <w:numId w:val="3"/>
         </w:numPr>
-        <w:bidi w:val="0"/>
-      </w:pPr>
-      <w:r>
-        <w:rPr>
-          <w:rtl w:val="0"/>
+        <w:rPr>
+          <w:lang w:val="en-US"/>
+        </w:rPr>
+      </w:pPr>
+      <w:r>
+        <w:rPr>
+          <w:rStyle w:val="None A"/>
+          <w:rtl w:val="0"/>
+          <w:lang w:val="en-US"/>
         </w:rPr>
         <w:t>Shoptalk Show (2019)</w:t>
       </w:r>
@@ -2587,11 +2860,15 @@
           <w:ilvl w:val="0"/>
           <w:numId w:val="3"/>
         </w:numPr>
-        <w:bidi w:val="0"/>
-      </w:pPr>
-      <w:r>
-        <w:rPr>
-          <w:rtl w:val="0"/>
+        <w:rPr>
+          <w:lang w:val="en-US"/>
+        </w:rPr>
+      </w:pPr>
+      <w:r>
+        <w:rPr>
+          <w:rStyle w:val="None A"/>
+          <w:rtl w:val="0"/>
+          <w:lang w:val="en-US"/>
         </w:rPr>
         <w:t>WordCamp, Boston (2019)</w:t>
       </w:r>
@@ -2599,10 +2876,10 @@
     <w:p>
       <w:pPr>
         <w:pStyle w:val="Heading 3"/>
-        <w:bidi w:val="0"/>
-      </w:pPr>
-      <w:r>
-        <w:rPr>
+      </w:pPr>
+      <w:r>
+        <w:rPr>
+          <w:rStyle w:val="None A"/>
           <w:rtl w:val="0"/>
         </w:rPr>
         <w:t>Published Works</w:t>
@@ -2615,11 +2892,15 @@
           <w:ilvl w:val="0"/>
           <w:numId w:val="3"/>
         </w:numPr>
-        <w:bidi w:val="0"/>
-      </w:pPr>
-      <w:r>
-        <w:rPr>
-          <w:rtl w:val="0"/>
+        <w:rPr>
+          <w:lang w:val="en-US"/>
+        </w:rPr>
+      </w:pPr>
+      <w:r>
+        <w:rPr>
+          <w:rStyle w:val="None A"/>
+          <w:rtl w:val="0"/>
+          <w:lang w:val="en-US"/>
         </w:rPr>
         <w:t>"Intrinsic Typography is the Future of Styling Text on the Web" - CSS-Tricks, 2021</w:t>
       </w:r>
@@ -2631,11 +2912,15 @@
           <w:ilvl w:val="0"/>
           <w:numId w:val="3"/>
         </w:numPr>
-        <w:bidi w:val="0"/>
-      </w:pPr>
-      <w:r>
-        <w:rPr>
-          <w:rtl w:val="0"/>
+        <w:rPr>
+          <w:lang w:val="en-US"/>
+        </w:rPr>
+      </w:pPr>
+      <w:r>
+        <w:rPr>
+          <w:rStyle w:val="None A"/>
+          <w:rtl w:val="0"/>
+          <w:lang w:val="en-US"/>
         </w:rPr>
         <w:t>"A Pixel Identity Crisis" - A List Apart, 2012</w:t>
       </w:r>
@@ -2653,6 +2938,10 @@
 <file path=word/footer1.xml><?xml version="1.0" encoding="utf-8"?>
 <w:ftr xmlns:r="http://schemas.openxmlformats.org/officeDocument/2006/relationships" xmlns:wp="http://schemas.openxmlformats.org/drawingml/2006/wordprocessingDrawing" xmlns:w="http://schemas.openxmlformats.org/wordprocessingml/2006/main" xmlns:w10="urn:schemas-microsoft-com:office:word" xmlns:w14="http://schemas.microsoft.com/office/word/2010/wordml" xmlns:wps="http://schemas.microsoft.com/office/word/2010/wordprocessingShape" xmlns:wpg="http://schemas.microsoft.com/office/word/2010/wordprocessingGroup" xmlns:mc="http://schemas.openxmlformats.org/markup-compatibility/2006" xmlns:v="urn:schemas-microsoft-com:vml" xmlns:o="urn:schemas-microsoft-com:office:office" xmlns:m="http://schemas.openxmlformats.org/officeDocument/2006/math" mc:Ignorable="w14">
   <w:p>
+    <w:pPr>
+      <w:pStyle w:val="Header &amp; Footer"/>
+      <w:bidi w:val="0"/>
+    </w:pPr>
     <w:r/>
   </w:p>
 </w:ftr>
@@ -2661,6 +2950,10 @@
 <file path=word/header1.xml><?xml version="1.0" encoding="utf-8"?>
 <w:hdr xmlns:r="http://schemas.openxmlformats.org/officeDocument/2006/relationships" xmlns:wp="http://schemas.openxmlformats.org/drawingml/2006/wordprocessingDrawing" xmlns:w="http://schemas.openxmlformats.org/wordprocessingml/2006/main" xmlns:w10="urn:schemas-microsoft-com:office:word" xmlns:w14="http://schemas.microsoft.com/office/word/2010/wordml" xmlns:wps="http://schemas.microsoft.com/office/word/2010/wordprocessingShape" xmlns:wpg="http://schemas.microsoft.com/office/word/2010/wordprocessingGroup" xmlns:mc="http://schemas.openxmlformats.org/markup-compatibility/2006" xmlns:v="urn:schemas-microsoft-com:vml" xmlns:o="urn:schemas-microsoft-com:office:office" xmlns:m="http://schemas.openxmlformats.org/officeDocument/2006/math" mc:Ignorable="w14">
   <w:p>
+    <w:pPr>
+      <w:pStyle w:val="Header &amp; Footer"/>
+      <w:bidi w:val="0"/>
+    </w:pPr>
     <w:r/>
   </w:p>
 </w:hdr>
@@ -2685,7 +2978,11 @@
         <w:ind w:left="291" w:hanging="147"/>
       </w:pPr>
       <w:rPr>
-        <w:rFonts w:hAnsi="Arial Unicode MS"/>
+        <w:rFonts w:ascii="Verdana" w:cs="Verdana" w:hAnsi="Verdana" w:eastAsia="Verdana"/>
+        <w:b w:val="0"/>
+        <w:bCs w:val="0"/>
+        <w:i w:val="0"/>
+        <w:iCs w:val="0"/>
         <w:caps w:val="0"/>
         <w:smallCaps w:val="0"/>
         <w:strike w:val="0"/>
@@ -2711,7 +3008,11 @@
         <w:ind w:left="327" w:hanging="147"/>
       </w:pPr>
       <w:rPr>
-        <w:rFonts w:hAnsi="Arial Unicode MS"/>
+        <w:rFonts w:ascii="Verdana" w:cs="Verdana" w:hAnsi="Verdana" w:eastAsia="Verdana"/>
+        <w:b w:val="0"/>
+        <w:bCs w:val="0"/>
+        <w:i w:val="0"/>
+        <w:iCs w:val="0"/>
         <w:caps w:val="0"/>
         <w:smallCaps w:val="0"/>
         <w:strike w:val="0"/>
@@ -2722,7 +3023,7 @@
         <w:spacing w:val="0"/>
         <w:w w:val="100"/>
         <w:kern w:val="0"/>
-        <w:position w:val="-2"/>
+        <w:position w:val="0"/>
         <w:highlight w:val="none"/>
         <w:vertAlign w:val="baseline"/>
       </w:rPr>
@@ -2737,7 +3038,11 @@
         <w:ind w:left="507" w:hanging="147"/>
       </w:pPr>
       <w:rPr>
-        <w:rFonts w:hAnsi="Arial Unicode MS"/>
+        <w:rFonts w:ascii="Verdana" w:cs="Verdana" w:hAnsi="Verdana" w:eastAsia="Verdana"/>
+        <w:b w:val="0"/>
+        <w:bCs w:val="0"/>
+        <w:i w:val="0"/>
+        <w:iCs w:val="0"/>
         <w:caps w:val="0"/>
         <w:smallCaps w:val="0"/>
         <w:strike w:val="0"/>
@@ -2748,7 +3053,7 @@
         <w:spacing w:val="0"/>
         <w:w w:val="100"/>
         <w:kern w:val="0"/>
-        <w:position w:val="-2"/>
+        <w:position w:val="0"/>
         <w:highlight w:val="none"/>
         <w:vertAlign w:val="baseline"/>
       </w:rPr>
@@ -2763,7 +3068,11 @@
         <w:ind w:left="687" w:hanging="147"/>
       </w:pPr>
       <w:rPr>
-        <w:rFonts w:hAnsi="Arial Unicode MS"/>
+        <w:rFonts w:ascii="Verdana" w:cs="Verdana" w:hAnsi="Verdana" w:eastAsia="Verdana"/>
+        <w:b w:val="0"/>
+        <w:bCs w:val="0"/>
+        <w:i w:val="0"/>
+        <w:iCs w:val="0"/>
         <w:caps w:val="0"/>
         <w:smallCaps w:val="0"/>
         <w:strike w:val="0"/>
@@ -2774,7 +3083,7 @@
         <w:spacing w:val="0"/>
         <w:w w:val="100"/>
         <w:kern w:val="0"/>
-        <w:position w:val="-2"/>
+        <w:position w:val="0"/>
         <w:highlight w:val="none"/>
         <w:vertAlign w:val="baseline"/>
       </w:rPr>
@@ -2789,7 +3098,11 @@
         <w:ind w:left="867" w:hanging="147"/>
       </w:pPr>
       <w:rPr>
-        <w:rFonts w:hAnsi="Arial Unicode MS"/>
+        <w:rFonts w:ascii="Verdana" w:cs="Verdana" w:hAnsi="Verdana" w:eastAsia="Verdana"/>
+        <w:b w:val="0"/>
+        <w:bCs w:val="0"/>
+        <w:i w:val="0"/>
+        <w:iCs w:val="0"/>
         <w:caps w:val="0"/>
         <w:smallCaps w:val="0"/>
         <w:strike w:val="0"/>
@@ -2800,7 +3113,7 @@
         <w:spacing w:val="0"/>
         <w:w w:val="100"/>
         <w:kern w:val="0"/>
-        <w:position w:val="-2"/>
+        <w:position w:val="0"/>
         <w:highlight w:val="none"/>
         <w:vertAlign w:val="baseline"/>
       </w:rPr>
@@ -2815,7 +3128,11 @@
         <w:ind w:left="1047" w:hanging="147"/>
       </w:pPr>
       <w:rPr>
-        <w:rFonts w:hAnsi="Arial Unicode MS"/>
+        <w:rFonts w:ascii="Verdana" w:cs="Verdana" w:hAnsi="Verdana" w:eastAsia="Verdana"/>
+        <w:b w:val="0"/>
+        <w:bCs w:val="0"/>
+        <w:i w:val="0"/>
+        <w:iCs w:val="0"/>
         <w:caps w:val="0"/>
         <w:smallCaps w:val="0"/>
         <w:strike w:val="0"/>
@@ -2826,7 +3143,7 @@
         <w:spacing w:val="0"/>
         <w:w w:val="100"/>
         <w:kern w:val="0"/>
-        <w:position w:val="-2"/>
+        <w:position w:val="0"/>
         <w:highlight w:val="none"/>
         <w:vertAlign w:val="baseline"/>
       </w:rPr>
@@ -2841,7 +3158,11 @@
         <w:ind w:left="1227" w:hanging="147"/>
       </w:pPr>
       <w:rPr>
-        <w:rFonts w:hAnsi="Arial Unicode MS"/>
+        <w:rFonts w:ascii="Verdana" w:cs="Verdana" w:hAnsi="Verdana" w:eastAsia="Verdana"/>
+        <w:b w:val="0"/>
+        <w:bCs w:val="0"/>
+        <w:i w:val="0"/>
+        <w:iCs w:val="0"/>
         <w:caps w:val="0"/>
         <w:smallCaps w:val="0"/>
         <w:strike w:val="0"/>
@@ -2852,7 +3173,7 @@
         <w:spacing w:val="0"/>
         <w:w w:val="100"/>
         <w:kern w:val="0"/>
-        <w:position w:val="-2"/>
+        <w:position w:val="0"/>
         <w:highlight w:val="none"/>
         <w:vertAlign w:val="baseline"/>
       </w:rPr>
@@ -2867,7 +3188,11 @@
         <w:ind w:left="1407" w:hanging="147"/>
       </w:pPr>
       <w:rPr>
-        <w:rFonts w:hAnsi="Arial Unicode MS"/>
+        <w:rFonts w:ascii="Verdana" w:cs="Verdana" w:hAnsi="Verdana" w:eastAsia="Verdana"/>
+        <w:b w:val="0"/>
+        <w:bCs w:val="0"/>
+        <w:i w:val="0"/>
+        <w:iCs w:val="0"/>
         <w:caps w:val="0"/>
         <w:smallCaps w:val="0"/>
         <w:strike w:val="0"/>
@@ -2878,7 +3203,7 @@
         <w:spacing w:val="0"/>
         <w:w w:val="100"/>
         <w:kern w:val="0"/>
-        <w:position w:val="-2"/>
+        <w:position w:val="0"/>
         <w:highlight w:val="none"/>
         <w:vertAlign w:val="baseline"/>
       </w:rPr>
@@ -2893,7 +3218,11 @@
         <w:ind w:left="1587" w:hanging="147"/>
       </w:pPr>
       <w:rPr>
-        <w:rFonts w:hAnsi="Arial Unicode MS"/>
+        <w:rFonts w:ascii="Verdana" w:cs="Verdana" w:hAnsi="Verdana" w:eastAsia="Verdana"/>
+        <w:b w:val="0"/>
+        <w:bCs w:val="0"/>
+        <w:i w:val="0"/>
+        <w:iCs w:val="0"/>
         <w:caps w:val="0"/>
         <w:smallCaps w:val="0"/>
         <w:strike w:val="0"/>
@@ -2904,7 +3233,7 @@
         <w:spacing w:val="0"/>
         <w:w w:val="100"/>
         <w:kern w:val="0"/>
-        <w:position w:val="-2"/>
+        <w:position w:val="0"/>
         <w:highlight w:val="none"/>
         <w:vertAlign w:val="baseline"/>
       </w:rPr>
@@ -2976,7 +3305,7 @@
           <w:spacing w:val="0"/>
           <w:w w:val="100"/>
           <w:kern w:val="0"/>
-          <w:position w:val="-2"/>
+          <w:position w:val="0"/>
           <w:highlight w:val="none"/>
           <w:vertAlign w:val="baseline"/>
         </w:rPr>
@@ -3008,7 +3337,7 @@
           <w:spacing w:val="0"/>
           <w:w w:val="100"/>
           <w:kern w:val="0"/>
-          <w:position w:val="-2"/>
+          <w:position w:val="0"/>
           <w:highlight w:val="none"/>
           <w:vertAlign w:val="baseline"/>
         </w:rPr>
@@ -3040,7 +3369,7 @@
           <w:spacing w:val="0"/>
           <w:w w:val="100"/>
           <w:kern w:val="0"/>
-          <w:position w:val="-2"/>
+          <w:position w:val="0"/>
           <w:highlight w:val="none"/>
           <w:vertAlign w:val="baseline"/>
         </w:rPr>
@@ -3072,7 +3401,7 @@
           <w:spacing w:val="0"/>
           <w:w w:val="100"/>
           <w:kern w:val="0"/>
-          <w:position w:val="-2"/>
+          <w:position w:val="0"/>
           <w:highlight w:val="none"/>
           <w:vertAlign w:val="baseline"/>
         </w:rPr>
@@ -3104,7 +3433,7 @@
           <w:spacing w:val="0"/>
           <w:w w:val="100"/>
           <w:kern w:val="0"/>
-          <w:position w:val="-2"/>
+          <w:position w:val="0"/>
           <w:highlight w:val="none"/>
           <w:vertAlign w:val="baseline"/>
         </w:rPr>
@@ -3136,7 +3465,7 @@
           <w:spacing w:val="0"/>
           <w:w w:val="100"/>
           <w:kern w:val="0"/>
-          <w:position w:val="-2"/>
+          <w:position w:val="0"/>
           <w:highlight w:val="none"/>
           <w:vertAlign w:val="baseline"/>
         </w:rPr>
@@ -3168,7 +3497,7 @@
           <w:spacing w:val="0"/>
           <w:w w:val="100"/>
           <w:kern w:val="0"/>
-          <w:position w:val="-2"/>
+          <w:position w:val="0"/>
           <w:highlight w:val="none"/>
           <w:vertAlign w:val="baseline"/>
         </w:rPr>
@@ -3200,7 +3529,7 @@
           <w:spacing w:val="0"/>
           <w:w w:val="100"/>
           <w:kern w:val="0"/>
-          <w:position w:val="-2"/>
+          <w:position w:val="0"/>
           <w:highlight w:val="none"/>
           <w:vertAlign w:val="baseline"/>
         </w:rPr>
@@ -3317,9 +3646,58 @@
     <w:next w:val="No List"/>
     <w:pPr/>
   </w:style>
+  <w:style w:type="paragraph" w:styleId="Header &amp; Footer">
+    <w:name w:val="Header &amp; Footer"/>
+    <w:next w:val="Header &amp; Footer"/>
+    <w:pPr>
+      <w:keepNext w:val="0"/>
+      <w:keepLines w:val="0"/>
+      <w:pageBreakBefore w:val="0"/>
+      <w:widowControl w:val="1"/>
+      <w:shd w:val="clear" w:color="auto" w:fill="auto"/>
+      <w:tabs>
+        <w:tab w:val="right" w:pos="9020"/>
+      </w:tabs>
+      <w:suppressAutoHyphens w:val="0"/>
+      <w:bidi w:val="0"/>
+      <w:spacing w:before="0" w:after="0" w:line="240" w:lineRule="auto"/>
+      <w:ind w:left="0" w:right="0" w:firstLine="0"/>
+      <w:jc w:val="left"/>
+      <w:outlineLvl w:val="9"/>
+    </w:pPr>
+    <w:rPr>
+      <w:rFonts w:ascii="Helvetica Neue" w:cs="Arial Unicode MS" w:hAnsi="Helvetica Neue" w:eastAsia="Arial Unicode MS"/>
+      <w:b w:val="0"/>
+      <w:bCs w:val="0"/>
+      <w:i w:val="0"/>
+      <w:iCs w:val="0"/>
+      <w:caps w:val="0"/>
+      <w:smallCaps w:val="0"/>
+      <w:strike w:val="0"/>
+      <w:dstrike w:val="0"/>
+      <w:outline w:val="0"/>
+      <w:color w:val="000000"/>
+      <w:spacing w:val="0"/>
+      <w:kern w:val="0"/>
+      <w:position w:val="0"/>
+      <w:sz w:val="24"/>
+      <w:szCs w:val="24"/>
+      <w:u w:val="none"/>
+      <w:shd w:val="nil" w:color="auto" w:fill="auto"/>
+      <w:vertAlign w:val="baseline"/>
+      <w14:textOutline>
+        <w14:noFill/>
+      </w14:textOutline>
+      <w14:textFill>
+        <w14:solidFill>
+          <w14:srgbClr w14:val="000000"/>
+        </w14:solidFill>
+      </w14:textFill>
+    </w:rPr>
+  </w:style>
   <w:style w:type="paragraph" w:styleId="Heading">
     <w:name w:val="Heading"/>
-    <w:next w:val="Body"/>
+    <w:next w:val="Body A"/>
     <w:pPr>
       <w:keepNext w:val="1"/>
       <w:keepLines w:val="0"/>
@@ -3350,12 +3728,13 @@
       <w:position w:val="0"/>
       <w:sz w:val="32"/>
       <w:szCs w:val="32"/>
-      <w:u w:val="none"/>
+      <w:u w:val="none" w:color="000000"/>
       <w:shd w:val="nil" w:color="auto" w:fill="auto"/>
       <w:vertAlign w:val="baseline"/>
       <w:lang w:val="it-IT"/>
-      <w14:textOutline>
+      <w14:textOutline w14:w="12700" w14:cap="flat">
         <w14:noFill/>
+        <w14:miter w14:lim="400000"/>
       </w14:textOutline>
       <w14:textFill>
         <w14:solidFill>
@@ -3364,9 +3743,9 @@
       </w14:textFill>
     </w:rPr>
   </w:style>
-  <w:style w:type="paragraph" w:styleId="Body">
-    <w:name w:val="Body"/>
-    <w:next w:val="Body"/>
+  <w:style w:type="paragraph" w:styleId="Body A">
+    <w:name w:val="Body A"/>
+    <w:next w:val="Body A"/>
     <w:pPr>
       <w:keepNext w:val="0"/>
       <w:keepLines w:val="0"/>
@@ -3397,18 +3776,25 @@
       <w:position w:val="0"/>
       <w:sz w:val="18"/>
       <w:szCs w:val="18"/>
-      <w:u w:val="none"/>
+      <w:u w:val="none" w:color="000000"/>
       <w:shd w:val="nil" w:color="auto" w:fill="auto"/>
       <w:vertAlign w:val="baseline"/>
       <w:lang w:val="it-IT"/>
-      <w14:textOutline>
+      <w14:textOutline w14:w="12700" w14:cap="flat">
         <w14:noFill/>
+        <w14:miter w14:lim="400000"/>
       </w14:textOutline>
       <w14:textFill>
         <w14:solidFill>
           <w14:srgbClr w14:val="000000"/>
         </w14:solidFill>
       </w14:textFill>
+    </w:rPr>
+  </w:style>
+  <w:style w:type="character" w:styleId="None A">
+    <w:name w:val="None A"/>
+    <w:rPr>
+      <w:lang w:val="it-IT"/>
     </w:rPr>
   </w:style>
   <w:style w:type="paragraph" w:styleId="meta">
@@ -3443,11 +3829,12 @@
       <w:position w:val="0"/>
       <w:sz w:val="14"/>
       <w:szCs w:val="14"/>
-      <w:u w:val="none"/>
+      <w:u w:val="none" w:color="000000"/>
       <w:shd w:val="nil" w:color="auto" w:fill="auto"/>
       <w:vertAlign w:val="baseline"/>
-      <w14:textOutline>
+      <w14:textOutline w14:w="12700" w14:cap="flat">
         <w14:noFill/>
+        <w14:miter w14:lim="400000"/>
       </w14:textOutline>
       <w14:textFill>
         <w14:solidFill>
@@ -3466,7 +3853,39 @@
     <w:rPr>
       <w:outline w:val="0"/>
       <w:color w:val="0000ee"/>
-      <w:u w:val="single"/>
+      <w:u w:val="single" w:color="0000ee"/>
+      <w14:textFill>
+        <w14:solidFill>
+          <w14:srgbClr w14:val="0000EE"/>
+        </w14:solidFill>
+      </w14:textFill>
+    </w:rPr>
+  </w:style>
+  <w:style w:type="character" w:styleId="Hyperlink.1">
+    <w:name w:val="Hyperlink.1"/>
+    <w:basedOn w:val="None"/>
+    <w:next w:val="Hyperlink.1"/>
+    <w:rPr>
+      <w:outline w:val="0"/>
+      <w:color w:val="0000ee"/>
+      <w:u w:val="single" w:color="0000ee"/>
+      <w:lang w:val="nl-NL"/>
+      <w14:textFill>
+        <w14:solidFill>
+          <w14:srgbClr w14:val="0000EE"/>
+        </w14:solidFill>
+      </w14:textFill>
+    </w:rPr>
+  </w:style>
+  <w:style w:type="character" w:styleId="Hyperlink.2">
+    <w:name w:val="Hyperlink.2"/>
+    <w:basedOn w:val="None"/>
+    <w:next w:val="Hyperlink.2"/>
+    <w:rPr>
+      <w:outline w:val="0"/>
+      <w:color w:val="0000ee"/>
+      <w:u w:val="single" w:color="0000ee"/>
+      <w:lang w:val="de-DE"/>
       <w14:textFill>
         <w14:solidFill>
           <w14:srgbClr w14:val="0000EE"/>
@@ -3507,12 +3926,13 @@
       <w:position w:val="0"/>
       <w:sz w:val="18"/>
       <w:szCs w:val="18"/>
-      <w:u w:val="none"/>
+      <w:u w:val="none" w:color="000000"/>
       <w:shd w:val="nil" w:color="auto" w:fill="auto"/>
       <w:vertAlign w:val="baseline"/>
       <w:lang w:val="en-US"/>
-      <w14:textOutline>
+      <w14:textOutline w14:w="12700" w14:cap="flat">
         <w14:noFill/>
+        <w14:miter w14:lim="400000"/>
       </w14:textOutline>
       <w14:textFill>
         <w14:solidFill>
@@ -3531,7 +3951,7 @@
   </w:style>
   <w:style w:type="paragraph" w:styleId="Heading 3">
     <w:name w:val="Heading 3"/>
-    <w:next w:val="Body"/>
+    <w:next w:val="Body A"/>
     <w:pPr>
       <w:keepNext w:val="1"/>
       <w:keepLines w:val="0"/>
@@ -3562,12 +3982,13 @@
       <w:position w:val="0"/>
       <w:sz w:val="20"/>
       <w:szCs w:val="20"/>
-      <w:u w:val="none"/>
+      <w:u w:val="none" w:color="000000"/>
       <w:shd w:val="nil" w:color="auto" w:fill="auto"/>
       <w:vertAlign w:val="baseline"/>
       <w:lang w:val="en-US"/>
-      <w14:textOutline>
+      <w14:textOutline w14:w="12700" w14:cap="flat">
         <w14:noFill/>
+        <w14:miter w14:lim="400000"/>
       </w14:textOutline>
       <w14:textFill>
         <w14:solidFill>
@@ -3590,10 +4011,10 @@
         <a:srgbClr val="FFFFFF"/>
       </a:lt1>
       <a:dk2>
-        <a:srgbClr val="5E5E5E"/>
+        <a:srgbClr val="A7A7A7"/>
       </a:dk2>
       <a:lt2>
-        <a:srgbClr val="D5D5D5"/>
+        <a:srgbClr val="535353"/>
       </a:lt2>
       <a:accent1>
         <a:srgbClr val="00A2FF"/>
@@ -3627,9 +4048,9 @@
         <a:cs typeface="Helvetica Neue"/>
       </a:majorFont>
       <a:minorFont>
-        <a:latin typeface="Arial"/>
-        <a:ea typeface="Arial"/>
-        <a:cs typeface="Arial"/>
+        <a:latin typeface="Helvetica Neue"/>
+        <a:ea typeface="Helvetica Neue"/>
+        <a:cs typeface="Helvetica Neue"/>
       </a:minorFont>
     </a:fontScheme>
     <a:fmtScheme name="Blank">
@@ -3770,11 +4191,14 @@
     <a:spDef>
       <a:spPr>
         <a:solidFill>
-          <a:srgbClr val="000000"/>
+          <a:srgbClr val="FFFFFF"/>
         </a:solidFill>
-        <a:ln w="12700" cap="flat">
-          <a:noFill/>
-          <a:miter lim="400000"/>
+        <a:ln w="25400" cap="flat">
+          <a:solidFill>
+            <a:schemeClr val="accent1"/>
+          </a:solidFill>
+          <a:prstDash val="solid"/>
+          <a:round/>
         </a:ln>
         <a:effectLst/>
         <a:sp3d/>
@@ -3783,7 +4207,7 @@
         <a:spAutoFit/>
       </a:bodyPr>
       <a:lstStyle>
-        <a:defPPr marL="0" marR="0" indent="0" algn="ctr" defTabSz="584200" rtl="0" fontAlgn="auto" latinLnBrk="0" hangingPunct="0">
+        <a:defPPr marL="0" marR="0" indent="0" algn="l" defTabSz="914400" rtl="0" fontAlgn="auto" latinLnBrk="0" hangingPunct="0">
           <a:lnSpc>
             <a:spcPct val="100000"/>
           </a:lnSpc>
@@ -3798,19 +4222,19 @@
           <a:buFontTx/>
           <a:buNone/>
           <a:tabLst/>
-          <a:defRPr b="0" baseline="0" cap="none" i="0" spc="0" strike="noStrike" sz="1200" u="none" kumimoji="0" normalizeH="0">
+          <a:defRPr b="0" baseline="0" cap="none" i="0" spc="0" strike="noStrike" sz="1800" u="none" kumimoji="0" normalizeH="0">
             <a:ln>
               <a:noFill/>
             </a:ln>
             <a:solidFill>
-              <a:srgbClr val="FFFFFF"/>
+              <a:srgbClr val="000000"/>
             </a:solidFill>
             <a:effectLst/>
             <a:uFillTx/>
-            <a:latin typeface="Helvetica Neue Medium"/>
-            <a:ea typeface="Helvetica Neue Medium"/>
-            <a:cs typeface="Helvetica Neue Medium"/>
-            <a:sym typeface="Helvetica Neue Medium"/>
+            <a:latin typeface="Arial"/>
+            <a:ea typeface="Arial"/>
+            <a:cs typeface="Arial"/>
+            <a:sym typeface="Arial"/>
           </a:defRPr>
         </a:defPPr>
         <a:lvl1pPr marL="0" marR="0" indent="0" algn="l" defTabSz="914400" rtl="0" fontAlgn="auto" latinLnBrk="1" hangingPunct="0">
@@ -4060,10 +4484,10 @@
         <a:noFill/>
         <a:ln w="25400" cap="flat">
           <a:solidFill>
-            <a:srgbClr val="000000"/>
+            <a:schemeClr val="accent1"/>
           </a:solidFill>
           <a:prstDash val="solid"/>
-          <a:miter lim="400000"/>
+          <a:round/>
         </a:ln>
         <a:effectLst/>
         <a:sp3d/>
@@ -4354,12 +4778,12 @@
         <a:spAutoFit/>
       </a:bodyPr>
       <a:lstStyle>
-        <a:defPPr marL="0" marR="0" indent="0" algn="l" defTabSz="457200" rtl="0" fontAlgn="auto" latinLnBrk="0" hangingPunct="0">
+        <a:defPPr marL="0" marR="0" indent="0" algn="l" defTabSz="914400" rtl="0" fontAlgn="auto" latinLnBrk="0" hangingPunct="0">
           <a:lnSpc>
-            <a:spcPct val="110000"/>
+            <a:spcPct val="100000"/>
           </a:lnSpc>
           <a:spcBef>
-            <a:spcPts val="600"/>
+            <a:spcPts val="0"/>
           </a:spcBef>
           <a:spcAft>
             <a:spcPts val="0"/>
@@ -4369,7 +4793,7 @@
           <a:buFontTx/>
           <a:buNone/>
           <a:tabLst/>
-          <a:defRPr b="0" baseline="0" cap="none" i="0" spc="0" strike="noStrike" sz="900" u="none" kumimoji="0" normalizeH="0">
+          <a:defRPr b="0" baseline="0" cap="none" i="0" spc="0" strike="noStrike" sz="1800" u="none" kumimoji="0" normalizeH="0">
             <a:ln>
               <a:noFill/>
             </a:ln>
@@ -4378,10 +4802,10 @@
             </a:solidFill>
             <a:effectLst/>
             <a:uFillTx/>
-            <a:latin typeface="Verdana"/>
-            <a:ea typeface="Verdana"/>
-            <a:cs typeface="Verdana"/>
-            <a:sym typeface="Verdana"/>
+            <a:latin typeface="Arial"/>
+            <a:ea typeface="Arial"/>
+            <a:cs typeface="Arial"/>
+            <a:sym typeface="Arial"/>
           </a:defRPr>
         </a:defPPr>
         <a:lvl1pPr marL="0" marR="0" indent="0" algn="l" defTabSz="914400" rtl="0" fontAlgn="auto" latinLnBrk="1" hangingPunct="0">

--- a/public/scott-kellum-resume.docx
+++ b/public/scott-kellum-resume.docx
@@ -2170,7 +2170,14 @@
           <w:rStyle w:val="None A"/>
           <w:rtl w:val="0"/>
         </w:rPr>
-        <w:t>Technical Skills</w:t>
+        <w:t>Development</w:t>
+      </w:r>
+      <w:r>
+        <w:rPr>
+          <w:rStyle w:val="None A"/>
+          <w:rtl w:val="0"/>
+        </w:rPr>
+        <w:t xml:space="preserve"> Skills</w:t>
       </w:r>
     </w:p>
     <w:p>
@@ -2329,12 +2336,6 @@
         </w:rPr>
         <w:br w:type="column"/>
       </w:r>
-    </w:p>
-    <w:p>
-      <w:pPr>
-        <w:pStyle w:val="List"/>
-        <w:ind w:left="364" w:firstLine="0"/>
-      </w:pPr>
     </w:p>
     <w:p>
       <w:pPr>

--- a/public/scott-kellum-resume.docx
+++ b/public/scott-kellum-resume.docx
@@ -2872,6 +2872,46 @@
           <w:lang w:val="en-US"/>
         </w:rPr>
         <w:t>WordCamp, Boston (2019)</w:t>
+      </w:r>
+    </w:p>
+    <w:p>
+      <w:pPr>
+        <w:pStyle w:val="List"/>
+        <w:numPr>
+          <w:ilvl w:val="0"/>
+          <w:numId w:val="3"/>
+        </w:numPr>
+        <w:rPr>
+          <w:lang w:val="en-US"/>
+        </w:rPr>
+      </w:pPr>
+      <w:r>
+        <w:rPr>
+          <w:rStyle w:val="None A"/>
+          <w:rtl w:val="0"/>
+          <w:lang w:val="en-US"/>
+        </w:rPr>
+        <w:t>Smashing Conf, Oxford (2014)</w:t>
+      </w:r>
+    </w:p>
+    <w:p>
+      <w:pPr>
+        <w:pStyle w:val="List"/>
+        <w:numPr>
+          <w:ilvl w:val="0"/>
+          <w:numId w:val="3"/>
+        </w:numPr>
+        <w:rPr>
+          <w:lang w:val="en-US"/>
+        </w:rPr>
+      </w:pPr>
+      <w:r>
+        <w:rPr>
+          <w:rStyle w:val="None A"/>
+          <w:rtl w:val="0"/>
+          <w:lang w:val="en-US"/>
+        </w:rPr>
+        <w:t>SRCCON, Philadelphia (2014)</w:t>
       </w:r>
     </w:p>
     <w:p>

--- a/public/scott-kellum-resume.docx
+++ b/public/scott-kellum-resume.docx
@@ -2305,6 +2305,22 @@
     </w:p>
     <w:p>
       <w:pPr>
+        <w:pStyle w:val="List"/>
+        <w:numPr>
+          <w:ilvl w:val="0"/>
+          <w:numId w:val="2"/>
+        </w:numPr>
+        <w:bidi w:val="0"/>
+      </w:pPr>
+      <w:r>
+        <w:rPr>
+          <w:rtl w:val="0"/>
+        </w:rPr>
+        <w:t>Glyphs</w:t>
+      </w:r>
+    </w:p>
+    <w:p>
+      <w:pPr>
         <w:pStyle w:val="Heading 3"/>
         <w:bidi w:val="0"/>
       </w:pPr>
@@ -2329,7 +2345,7 @@
           <w:rtl w:val="0"/>
           <w:lang w:val="es-ES_tradnl"/>
         </w:rPr>
-        <w:t>DEVELOPMENT TOOLS</w:t>
+        <w:t>DEVELOPMENT</w:t>
       </w:r>
     </w:p>
     <w:p>
